--- a/pr-preview/pr-400/algebra-trigonometry-tracked-changes.docx
+++ b/pr-preview/pr-400/algebra-trigonometry-tracked-changes.docx
@@ -16,7 +16,7 @@
       </w:pPr>
       <w:del w:id="1" w:author="PR Preview" w:date="2026-01-01T00:00:00Z">
         <w:r>
-          <w:delText xml:space="preserve">Last modified: 2026-10-19 00:47:50 (PDT)</w:delText>
+          <w:delText xml:space="preserve">Last modified: 2026-10-19 02:15:55 (PDT)</w:delText>
         </w:r>
       </w:del>
     </w:p>
@@ -26,11 +26,11 @@
       </w:pPr>
       <w:ins w:id="2" w:author="PR Preview" w:date="2026-01-01T00:00:00Z">
         <w:r>
-          <w:t xml:space="preserve">Last modified: 2026-10-19 01:31:44 (PDT)</w:t>
+          <w:t xml:space="preserve">Last modified: 2026-10-19 03:07:19 (PDT)</w:t>
         </w:r>
       </w:ins>
     </w:p>
-    <w:bookmarkStart w:id="35" w:name="sec-cosine-sine"/>
+    <w:bookmarkStart w:id="42" w:name="sec-cosine-sine"/>
     <w:p>
       <w:pPr>
         <w:pStyle w:val="Heading2"/>
@@ -928,38 +928,50 @@
       </w:r>
     </w:p>
     <w:bookmarkEnd w:id="12"/>
-    <w:bookmarkStart w:id="13" w:name="def-cosine-sine"/>
+    <w:bookmarkStart w:id="13" w:name="def-angle-unit-circle"/>
     <w:p>
       <w:pPr>
         <w:pStyle w:val="BodyText"/>
       </w:pPr>
-      <w:r>
-        <w:rPr>
-          <w:b/>
-          <w:bCs/>
-        </w:rPr>
-        <w:t xml:space="preserve">Definition 3 (Cosine)</w:t>
-      </w:r>
-      <w:r>
-        <w:t xml:space="preserve"> </w:t>
-      </w:r>
-      <w:r>
-        <w:t xml:space="preserve">For a real number</w:t>
-      </w:r>
-      <w:r>
-        <w:t xml:space="preserve"> </w:t>
-      </w:r>
+      <w:del w:id="3" w:author="PR Preview" w:date="2026-01-01T00:00:00Z">
+        <w:r>
+          <w:rPr>
+            <w:b/>
+            <w:bCs/>
+          </w:rPr>
+          <w:delText xml:space="preserve">Definition 3 (Cosine)</w:delText>
+        </w:r>
+      </w:del>
+      <w:del w:id="4" w:author="PR Preview" w:date="2026-01-01T00:00:00Z">
+        <w:r>
+          <w:delText xml:space="preserve"> </w:delText>
+        </w:r>
+      </w:del>
+      <w:del w:id="5" w:author="PR Preview" w:date="2026-01-01T00:00:00Z">
+        <w:r>
+          <w:delText xml:space="preserve">For a real number</w:delText>
+        </w:r>
+      </w:del>
+      <w:del w:id="6" w:author="PR Preview" w:date="2026-01-01T00:00:00Z">
+        <w:r>
+          <w:delText xml:space="preserve"> </w:delText>
+        </w:r>
+      </w:del>
       <m:oMath>
         <m:r>
           <m:t>θ</m:t>
         </m:r>
       </m:oMath>
-      <w:r>
-        <w:t xml:space="preserve">, start at the point</w:t>
-      </w:r>
-      <w:r>
-        <w:t xml:space="preserve"> </w:t>
-      </w:r>
+      <w:del w:id="7" w:author="PR Preview" w:date="2026-01-01T00:00:00Z">
+        <w:r>
+          <w:delText xml:space="preserve">, start at the point</w:delText>
+        </w:r>
+      </w:del>
+      <w:del w:id="8" w:author="PR Preview" w:date="2026-01-01T00:00:00Z">
+        <w:r>
+          <w:delText xml:space="preserve"> </w:delText>
+        </w:r>
+      </w:del>
       <m:oMath>
         <m:r>
           <m:rPr>
@@ -986,32 +998,46 @@
           <m:t>)</m:t>
         </m:r>
       </m:oMath>
-      <w:r>
-        <w:t xml:space="preserve"> </w:t>
-      </w:r>
-      <w:r>
-        <w:t xml:space="preserve">of the unit circle (</w:t>
-      </w:r>
+      <w:del w:id="9" w:author="PR Preview" w:date="2026-01-01T00:00:00Z">
+        <w:r>
+          <w:delText xml:space="preserve"> </w:delText>
+        </w:r>
+      </w:del>
+      <w:del w:id="10" w:author="PR Preview" w:date="2026-01-01T00:00:00Z">
+        <w:r>
+          <w:delText xml:space="preserve">of the unit circle (</w:delText>
+        </w:r>
+      </w:del>
       <w:hyperlink w:anchor="def-unit-circle">
-        <w:r>
-          <w:rPr>
-            <w:rStyle w:val="Hyperlink"/>
-          </w:rPr>
-          <w:t xml:space="preserve">Definition 1</w:t>
-        </w:r>
+        <w:del w:id="11" w:author="PR Preview" w:date="2026-01-01T00:00:00Z">
+          <w:r>
+            <w:rPr>
+              <w:rStyle w:val="Hyperlink"/>
+            </w:rPr>
+            <w:delText xml:space="preserve">Definition 1</w:delText>
+          </w:r>
+        </w:del>
       </w:hyperlink>
-      <w:r>
-        <w:t xml:space="preserve">)</w:t>
-      </w:r>
-      <w:r>
-        <w:t xml:space="preserve"> </w:t>
-      </w:r>
-      <w:r>
-        <w:t xml:space="preserve">and move a distance</w:t>
-      </w:r>
-      <w:r>
-        <w:t xml:space="preserve"> </w:t>
-      </w:r>
+      <w:del w:id="12" w:author="PR Preview" w:date="2026-01-01T00:00:00Z">
+        <w:r>
+          <w:delText xml:space="preserve">)</w:delText>
+        </w:r>
+      </w:del>
+      <w:del w:id="13" w:author="PR Preview" w:date="2026-01-01T00:00:00Z">
+        <w:r>
+          <w:delText xml:space="preserve"> </w:delText>
+        </w:r>
+      </w:del>
+      <w:del w:id="14" w:author="PR Preview" w:date="2026-01-01T00:00:00Z">
+        <w:r>
+          <w:delText xml:space="preserve">and move a distance</w:delText>
+        </w:r>
+      </w:del>
+      <w:del w:id="15" w:author="PR Preview" w:date="2026-01-01T00:00:00Z">
+        <w:r>
+          <w:delText xml:space="preserve"> </w:delText>
+        </w:r>
+      </w:del>
       <m:oMath>
         <m:r>
           <m:t>​</m:t>
@@ -1033,21 +1059,31 @@
           <m:t>​</m:t>
         </m:r>
       </m:oMath>
-      <w:r>
-        <w:t xml:space="preserve"> </w:t>
-      </w:r>
-      <w:r>
-        <w:t xml:space="preserve">along the circle,</w:t>
-      </w:r>
-      <w:r>
-        <w:t xml:space="preserve"> </w:t>
-      </w:r>
-      <w:r>
-        <w:t xml:space="preserve">counterclockwise if</w:t>
-      </w:r>
-      <w:r>
-        <w:t xml:space="preserve"> </w:t>
-      </w:r>
+      <w:del w:id="16" w:author="PR Preview" w:date="2026-01-01T00:00:00Z">
+        <w:r>
+          <w:delText xml:space="preserve"> </w:delText>
+        </w:r>
+      </w:del>
+      <w:del w:id="17" w:author="PR Preview" w:date="2026-01-01T00:00:00Z">
+        <w:r>
+          <w:delText xml:space="preserve">along the circle,</w:delText>
+        </w:r>
+      </w:del>
+      <w:del w:id="18" w:author="PR Preview" w:date="2026-01-01T00:00:00Z">
+        <w:r>
+          <w:delText xml:space="preserve"> </w:delText>
+        </w:r>
+      </w:del>
+      <w:del w:id="19" w:author="PR Preview" w:date="2026-01-01T00:00:00Z">
+        <w:r>
+          <w:delText xml:space="preserve">counterclockwise if</w:delText>
+        </w:r>
+      </w:del>
+      <w:del w:id="20" w:author="PR Preview" w:date="2026-01-01T00:00:00Z">
+        <w:r>
+          <w:delText xml:space="preserve"> </w:delText>
+        </w:r>
+      </w:del>
       <m:oMath>
         <m:r>
           <m:t>θ</m:t>
@@ -1062,15 +1098,21 @@
           <m:t>0</m:t>
         </m:r>
       </m:oMath>
-      <w:r>
-        <w:t xml:space="preserve"> </w:t>
-      </w:r>
-      <w:r>
-        <w:t xml:space="preserve">and clockwise if</w:t>
-      </w:r>
-      <w:r>
-        <w:t xml:space="preserve"> </w:t>
-      </w:r>
+      <w:del w:id="21" w:author="PR Preview" w:date="2026-01-01T00:00:00Z">
+        <w:r>
+          <w:delText xml:space="preserve"> </w:delText>
+        </w:r>
+      </w:del>
+      <w:del w:id="22" w:author="PR Preview" w:date="2026-01-01T00:00:00Z">
+        <w:r>
+          <w:delText xml:space="preserve">and clockwise if</w:delText>
+        </w:r>
+      </w:del>
+      <w:del w:id="23" w:author="PR Preview" w:date="2026-01-01T00:00:00Z">
+        <w:r>
+          <w:delText xml:space="preserve"> </w:delText>
+        </w:r>
+      </w:del>
       <m:oMath>
         <m:r>
           <m:t>θ</m:t>
@@ -1085,51 +1127,75 @@
           <m:t>0</m:t>
         </m:r>
       </m:oMath>
-      <w:r>
-        <w:t xml:space="preserve">.</w:t>
-      </w:r>
-      <w:r>
-        <w:t xml:space="preserve"> </w:t>
-      </w:r>
-      <w:r>
-        <w:t xml:space="preserve">The first coordinate of the point reached is the</w:t>
-      </w:r>
-      <w:r>
-        <w:t xml:space="preserve"> </w:t>
-      </w:r>
-      <w:r>
-        <w:rPr>
-          <w:b/>
-          <w:bCs/>
-        </w:rPr>
-        <w:t xml:space="preserve">cosine</w:t>
-      </w:r>
-      <w:r>
-        <w:t xml:space="preserve"> </w:t>
-      </w:r>
-      <w:r>
-        <w:t xml:space="preserve">of</w:t>
-      </w:r>
-      <w:r>
-        <w:t xml:space="preserve"> </w:t>
-      </w:r>
+      <w:del w:id="24" w:author="PR Preview" w:date="2026-01-01T00:00:00Z">
+        <w:r>
+          <w:delText xml:space="preserve">.</w:delText>
+        </w:r>
+      </w:del>
+      <w:del w:id="25" w:author="PR Preview" w:date="2026-01-01T00:00:00Z">
+        <w:r>
+          <w:delText xml:space="preserve"> </w:delText>
+        </w:r>
+      </w:del>
+      <w:del w:id="26" w:author="PR Preview" w:date="2026-01-01T00:00:00Z">
+        <w:r>
+          <w:delText xml:space="preserve">The first coordinate of the point reached is the</w:delText>
+        </w:r>
+      </w:del>
+      <w:del w:id="27" w:author="PR Preview" w:date="2026-01-01T00:00:00Z">
+        <w:r>
+          <w:delText xml:space="preserve"> </w:delText>
+        </w:r>
+      </w:del>
+      <w:del w:id="28" w:author="PR Preview" w:date="2026-01-01T00:00:00Z">
+        <w:r>
+          <w:rPr>
+            <w:b/>
+            <w:bCs/>
+          </w:rPr>
+          <w:delText xml:space="preserve">cosine</w:delText>
+        </w:r>
+      </w:del>
+      <w:del w:id="29" w:author="PR Preview" w:date="2026-01-01T00:00:00Z">
+        <w:r>
+          <w:delText xml:space="preserve"> </w:delText>
+        </w:r>
+      </w:del>
+      <w:del w:id="30" w:author="PR Preview" w:date="2026-01-01T00:00:00Z">
+        <w:r>
+          <w:delText xml:space="preserve">of</w:delText>
+        </w:r>
+      </w:del>
+      <w:del w:id="31" w:author="PR Preview" w:date="2026-01-01T00:00:00Z">
+        <w:r>
+          <w:delText xml:space="preserve"> </w:delText>
+        </w:r>
+      </w:del>
       <m:oMath>
         <m:r>
           <m:t>θ</m:t>
         </m:r>
       </m:oMath>
-      <w:r>
-        <w:t xml:space="preserve"> </w:t>
-      </w:r>
-      <w:r>
-        <w:t xml:space="preserve">[3]</w:t>
-      </w:r>
-      <w:r>
-        <w:t xml:space="preserve">, written</w:t>
-      </w:r>
-      <w:r>
-        <w:t xml:space="preserve"> </w:t>
-      </w:r>
+      <w:del w:id="32" w:author="PR Preview" w:date="2026-01-01T00:00:00Z">
+        <w:r>
+          <w:delText xml:space="preserve"> </w:delText>
+        </w:r>
+      </w:del>
+      <w:del w:id="33" w:author="PR Preview" w:date="2026-01-01T00:00:00Z">
+        <w:r>
+          <w:delText xml:space="preserve">[3]</w:delText>
+        </w:r>
+      </w:del>
+      <w:del w:id="34" w:author="PR Preview" w:date="2026-01-01T00:00:00Z">
+        <w:r>
+          <w:delText xml:space="preserve">, written</w:delText>
+        </w:r>
+      </w:del>
+      <w:del w:id="35" w:author="PR Preview" w:date="2026-01-01T00:00:00Z">
+        <w:r>
+          <w:delText xml:space="preserve"> </w:delText>
+        </w:r>
+      </w:del>
       <m:oMath>
         <m:r>
           <m:rPr>
@@ -1141,29 +1207,350 @@
           <m:t>θ</m:t>
         </m:r>
       </m:oMath>
-      <w:r>
-        <w:t xml:space="preserve">.</w:t>
-      </w:r>
+      <w:del w:id="36" w:author="PR Preview" w:date="2026-01-01T00:00:00Z">
+        <w:r>
+          <w:delText xml:space="preserve">.</w:delText>
+        </w:r>
+      </w:del>
     </w:p>
-    <w:bookmarkEnd w:id="13"/>
-    <w:bookmarkStart w:id="14" w:name="exm-cosine-sine"/>
     <w:p>
       <w:pPr>
         <w:pStyle w:val="BodyText"/>
       </w:pPr>
-      <w:r>
-        <w:rPr>
-          <w:b/>
-          <w:bCs/>
-        </w:rPr>
-        <w:t xml:space="preserve">Example 3 (Cosines of some angles)</w:t>
-      </w:r>
-      <w:r>
-        <w:t xml:space="preserve"> </w:t>
-      </w:r>
-      <w:r>
-        <w:t xml:space="preserve"> </w:t>
-      </w:r>
+      <w:del w:id="37" w:author="PR Preview" w:date="2026-01-01T00:00:00Z">
+        <w:r>
+          <w:rPr>
+            <w:b/>
+            <w:bCs/>
+          </w:rPr>
+          <w:delText xml:space="preserve">Example 3 (Cosines of some angles)</w:delText>
+        </w:r>
+      </w:del>
+      <w:del w:id="38" w:author="PR Preview" w:date="2026-01-01T00:00:00Z">
+        <w:r>
+          <w:delText xml:space="preserve"> </w:delText>
+        </w:r>
+      </w:del>
+      <w:del w:id="39" w:author="PR Preview" w:date="2026-01-01T00:00:00Z">
+        <w:r>
+          <w:delText xml:space="preserve"> </w:delText>
+        </w:r>
+      </w:del>
+    </w:p>
+    <w:p>
+      <w:pPr>
+        <w:pStyle w:val="BodyText"/>
+      </w:pPr>
+      <w:ins w:id="40" w:author="PR Preview" w:date="2026-01-01T00:00:00Z">
+        <w:r>
+          <w:rPr>
+            <w:b/>
+            <w:bCs/>
+          </w:rPr>
+          <w:t xml:space="preserve">Definition 3 (Angle on the unit circle)</w:t>
+        </w:r>
+      </w:ins>
+      <w:ins w:id="41" w:author="PR Preview" w:date="2026-01-01T00:00:00Z">
+        <w:r>
+          <w:t xml:space="preserve"> </w:t>
+        </w:r>
+      </w:ins>
+      <w:ins w:id="42" w:author="PR Preview" w:date="2026-01-01T00:00:00Z">
+        <w:r>
+          <w:t xml:space="preserve">The</w:t>
+        </w:r>
+      </w:ins>
+      <w:ins w:id="43" w:author="PR Preview" w:date="2026-01-01T00:00:00Z">
+        <w:r>
+          <w:t xml:space="preserve"> </w:t>
+        </w:r>
+      </w:ins>
+      <w:ins w:id="44" w:author="PR Preview" w:date="2026-01-01T00:00:00Z">
+        <w:r>
+          <w:rPr>
+            <w:b/>
+            <w:bCs/>
+          </w:rPr>
+          <w:t xml:space="preserve">angle</w:t>
+        </w:r>
+      </w:ins>
+      <w:ins w:id="45" w:author="PR Preview" w:date="2026-01-01T00:00:00Z">
+        <w:r>
+          <w:t xml:space="preserve"> </w:t>
+        </w:r>
+      </w:ins>
+      <w:ins w:id="46" w:author="PR Preview" w:date="2026-01-01T00:00:00Z">
+        <w:r>
+          <w:t xml:space="preserve">between two points of the</w:t>
+        </w:r>
+      </w:ins>
+      <w:ins w:id="47" w:author="PR Preview" w:date="2026-01-01T00:00:00Z">
+        <w:r>
+          <w:t xml:space="preserve"> </w:t>
+        </w:r>
+      </w:ins>
+      <w:hyperlink w:anchor="def-unit-circle">
+        <w:ins w:id="48" w:author="PR Preview" w:date="2026-01-01T00:00:00Z">
+          <w:r>
+            <w:rPr>
+              <w:rStyle w:val="Hyperlink"/>
+            </w:rPr>
+            <w:t xml:space="preserve">unit circle</w:t>
+          </w:r>
+        </w:ins>
+      </w:hyperlink>
+      <w:ins w:id="49" w:author="PR Preview" w:date="2026-01-01T00:00:00Z">
+        <w:r>
+          <w:t xml:space="preserve"> </w:t>
+        </w:r>
+      </w:ins>
+      <w:ins w:id="50" w:author="PR Preview" w:date="2026-01-01T00:00:00Z">
+        <w:r>
+          <w:t xml:space="preserve">is how far apart they are along the circle, going the short way round.</w:t>
+        </w:r>
+      </w:ins>
+      <w:ins w:id="51" w:author="PR Preview" w:date="2026-01-01T00:00:00Z">
+        <w:r>
+          <w:t xml:space="preserve"> </w:t>
+        </w:r>
+      </w:ins>
+      <w:ins w:id="52" w:author="PR Preview" w:date="2026-01-01T00:00:00Z">
+        <w:r>
+          <w:t xml:space="preserve">Let the counterclockwise distance from the first point to the second be</w:t>
+        </w:r>
+      </w:ins>
+      <w:ins w:id="53" w:author="PR Preview" w:date="2026-01-01T00:00:00Z">
+        <w:r>
+          <w:t xml:space="preserve"> </w:t>
+        </w:r>
+      </w:ins>
+      <m:oMath>
+        <m:r>
+          <m:t>s</m:t>
+        </m:r>
+        <m:r>
+          <m:rPr>
+            <m:sty m:val="p"/>
+          </m:rPr>
+          <m:t>∈</m:t>
+        </m:r>
+        <m:r>
+          <m:rPr>
+            <m:sty m:val="p"/>
+          </m:rPr>
+          <m:t>[</m:t>
+        </m:r>
+        <m:r>
+          <m:t>0</m:t>
+        </m:r>
+        <m:r>
+          <m:rPr>
+            <m:sty m:val="p"/>
+          </m:rPr>
+          <m:t>,</m:t>
+        </m:r>
+        <m:r>
+          <m:t>2</m:t>
+        </m:r>
+        <m:r>
+          <m:t>π</m:t>
+        </m:r>
+        <m:r>
+          <m:rPr>
+            <m:sty m:val="p"/>
+          </m:rPr>
+          <m:t>)</m:t>
+        </m:r>
+      </m:oMath>
+      <w:ins w:id="54" w:author="PR Preview" w:date="2026-01-01T00:00:00Z">
+        <w:r>
+          <w:t xml:space="preserve">.</w:t>
+        </w:r>
+      </w:ins>
+      <w:ins w:id="55" w:author="PR Preview" w:date="2026-01-01T00:00:00Z">
+        <w:r>
+          <w:t xml:space="preserve"> </w:t>
+        </w:r>
+      </w:ins>
+      <w:ins w:id="56" w:author="PR Preview" w:date="2026-01-01T00:00:00Z">
+        <w:r>
+          <w:t xml:space="preserve">Then the angle is</w:t>
+        </w:r>
+      </w:ins>
+    </w:p>
+    <w:p>
+      <w:pPr>
+        <w:pStyle w:val="BodyText"/>
+      </w:pPr>
+      <m:oMathPara>
+        <m:oMathParaPr>
+          <m:jc m:val="center"/>
+        </m:oMathParaPr>
+        <m:oMath>
+          <m:r>
+            <m:t>θ</m:t>
+          </m:r>
+          <m:limUpp>
+            <m:e>
+              <m:r>
+                <m:rPr>
+                  <m:sty m:val="p"/>
+                </m:rPr>
+                <m:t>=</m:t>
+              </m:r>
+            </m:e>
+            <m:lim>
+              <m:r>
+                <m:rPr>
+                  <m:nor/>
+                  <m:sty m:val="p"/>
+                </m:rPr>
+                <m:t>def</m:t>
+              </m:r>
+            </m:lim>
+          </m:limUpp>
+          <m:r>
+            <m:rPr>
+              <m:sty m:val="p"/>
+            </m:rPr>
+            <m:t>min</m:t>
+          </m:r>
+          <m:r>
+            <m:t>​</m:t>
+          </m:r>
+          <m:d>
+            <m:dPr>
+              <m:begChr m:val="{"/>
+              <m:sepChr m:val=""/>
+              <m:endChr m:val="}"/>
+              <m:grow/>
+            </m:dPr>
+            <m:e>
+              <m:r>
+                <m:t>s</m:t>
+              </m:r>
+              <m:r>
+                <m:rPr>
+                  <m:sty m:val="p"/>
+                </m:rPr>
+                <m:t>,</m:t>
+              </m:r>
+              <m:r>
+                <m:t>2</m:t>
+              </m:r>
+              <m:r>
+                <m:t>π</m:t>
+              </m:r>
+              <m:r>
+                <m:rPr>
+                  <m:sty m:val="p"/>
+                </m:rPr>
+                <m:t>−</m:t>
+              </m:r>
+              <m:r>
+                <m:t>s</m:t>
+              </m:r>
+            </m:e>
+          </m:d>
+          <m:r>
+            <m:t>​</m:t>
+          </m:r>
+          <m:r>
+            <m:rPr>
+              <m:sty m:val="p"/>
+            </m:rPr>
+            <m:t>.</m:t>
+          </m:r>
+        </m:oMath>
+      </m:oMathPara>
+    </w:p>
+    <w:p>
+      <w:pPr>
+        <w:pStyle w:val="FirstParagraph"/>
+      </w:pPr>
+      <w:ins w:id="57" w:author="PR Preview" w:date="2026-01-01T00:00:00Z">
+        <w:r>
+          <w:t xml:space="preserve">In words, the angle is the smaller of two distances from the first point to the second:</w:t>
+        </w:r>
+      </w:ins>
+      <w:ins w:id="58" w:author="PR Preview" w:date="2026-01-01T00:00:00Z">
+        <w:r>
+          <w:t xml:space="preserve"> </w:t>
+        </w:r>
+      </w:ins>
+      <w:ins w:id="59" w:author="PR Preview" w:date="2026-01-01T00:00:00Z">
+        <w:r>
+          <w:t xml:space="preserve">the counterclockwise one,</w:t>
+        </w:r>
+      </w:ins>
+      <w:ins w:id="60" w:author="PR Preview" w:date="2026-01-01T00:00:00Z">
+        <w:r>
+          <w:t xml:space="preserve"> </w:t>
+        </w:r>
+      </w:ins>
+      <m:oMath>
+        <m:r>
+          <m:t>s</m:t>
+        </m:r>
+      </m:oMath>
+      <w:ins w:id="61" w:author="PR Preview" w:date="2026-01-01T00:00:00Z">
+        <w:r>
+          <w:t xml:space="preserve">, or the clockwise one,</w:t>
+        </w:r>
+      </w:ins>
+      <w:ins w:id="62" w:author="PR Preview" w:date="2026-01-01T00:00:00Z">
+        <w:r>
+          <w:t xml:space="preserve"> </w:t>
+        </w:r>
+      </w:ins>
+      <m:oMath>
+        <m:r>
+          <m:t>2</m:t>
+        </m:r>
+        <m:r>
+          <m:t>π</m:t>
+        </m:r>
+        <m:r>
+          <m:rPr>
+            <m:sty m:val="p"/>
+          </m:rPr>
+          <m:t>−</m:t>
+        </m:r>
+        <m:r>
+          <m:t>s</m:t>
+        </m:r>
+      </m:oMath>
+      <w:ins w:id="63" w:author="PR Preview" w:date="2026-01-01T00:00:00Z">
+        <w:r>
+          <w:t xml:space="preserve">.</w:t>
+        </w:r>
+      </w:ins>
+    </w:p>
+    <w:bookmarkEnd w:id="13"/>
+    <w:bookmarkStart w:id="14" w:name="exm-angle-unit-circle"/>
+    <w:p>
+      <w:pPr>
+        <w:pStyle w:val="BodyText"/>
+      </w:pPr>
+      <w:ins w:id="64" w:author="PR Preview" w:date="2026-01-01T00:00:00Z">
+        <w:r>
+          <w:rPr>
+            <w:b/>
+            <w:bCs/>
+          </w:rPr>
+          <w:t xml:space="preserve">Example 3 (Three angles on the unit circle)</w:t>
+        </w:r>
+      </w:ins>
+      <w:ins w:id="65" w:author="PR Preview" w:date="2026-01-01T00:00:00Z">
+        <w:r>
+          <w:t xml:space="preserve"> </w:t>
+        </w:r>
+      </w:ins>
+      <w:ins w:id="66" w:author="PR Preview" w:date="2026-01-01T00:00:00Z">
+        <w:r>
+          <w:t xml:space="preserve"> </w:t>
+        </w:r>
+      </w:ins>
     </w:p>
     <w:p>
       <w:pPr>
@@ -1173,29 +1560,52 @@
           <w:numId w:val="1002"/>
         </w:numPr>
       </w:pPr>
-      <m:oMath>
-        <m:r>
-          <m:t>θ</m:t>
-        </m:r>
-        <m:r>
-          <m:rPr>
-            <m:sty m:val="p"/>
-          </m:rPr>
-          <m:t>=</m:t>
+      <w:ins w:id="67" w:author="PR Preview" w:date="2026-01-01T00:00:00Z">
+        <w:r>
+          <w:t xml:space="preserve">The points</w:t>
+        </w:r>
+      </w:ins>
+      <w:ins w:id="68" w:author="PR Preview" w:date="2026-01-01T00:00:00Z">
+        <w:r>
+          <w:t xml:space="preserve"> </w:t>
+        </w:r>
+      </w:ins>
+      <m:oMath>
+        <m:r>
+          <m:rPr>
+            <m:sty m:val="p"/>
+          </m:rPr>
+          <m:t>(</m:t>
+        </m:r>
+        <m:r>
+          <m:t>1</m:t>
+        </m:r>
+        <m:r>
+          <m:rPr>
+            <m:sty m:val="p"/>
+          </m:rPr>
+          <m:t>,</m:t>
         </m:r>
         <m:r>
           <m:t>0</m:t>
         </m:r>
-      </m:oMath>
-      <w:r>
-        <w:t xml:space="preserve"> </w:t>
-      </w:r>
-      <w:r>
-        <w:t xml:space="preserve">stays at</w:t>
-      </w:r>
-      <w:r>
-        <w:t xml:space="preserve"> </w:t>
-      </w:r>
+        <m:r>
+          <m:rPr>
+            <m:sty m:val="p"/>
+          </m:rPr>
+          <m:t>)</m:t>
+        </m:r>
+      </m:oMath>
+      <w:ins w:id="69" w:author="PR Preview" w:date="2026-01-01T00:00:00Z">
+        <w:r>
+          <w:t xml:space="preserve">,</w:t>
+        </w:r>
+      </w:ins>
+      <w:ins w:id="70" w:author="PR Preview" w:date="2026-01-01T00:00:00Z">
+        <w:r>
+          <w:t xml:space="preserve"> </w:t>
+        </w:r>
+      </w:ins>
       <m:oMath>
         <m:r>
           <m:rPr>
@@ -1204,53 +1614,83 @@
           <m:t>(</m:t>
         </m:r>
         <m:r>
+          <m:t>0</m:t>
+        </m:r>
+        <m:r>
+          <m:rPr>
+            <m:sty m:val="p"/>
+          </m:rPr>
+          <m:t>,</m:t>
+        </m:r>
+        <m:r>
           <m:t>1</m:t>
         </m:r>
         <m:r>
           <m:rPr>
             <m:sty m:val="p"/>
           </m:rPr>
-          <m:t>,</m:t>
-        </m:r>
-        <m:r>
-          <m:t>0</m:t>
-        </m:r>
-        <m:r>
-          <m:rPr>
-            <m:sty m:val="p"/>
-          </m:rPr>
           <m:t>)</m:t>
         </m:r>
       </m:oMath>
-      <w:r>
-        <w:t xml:space="preserve">, so</w:t>
-      </w:r>
-      <w:r>
-        <w:t xml:space="preserve"> </w:t>
-      </w:r>
-      <m:oMath>
-        <m:r>
-          <m:rPr>
-            <m:sty m:val="p"/>
-          </m:rPr>
-          <m:t>cos</m:t>
-        </m:r>
-        <m:r>
-          <m:t>0</m:t>
-        </m:r>
-        <m:r>
-          <m:rPr>
-            <m:sty m:val="p"/>
-          </m:rPr>
-          <m:t>=</m:t>
-        </m:r>
-        <m:r>
-          <m:t>1</m:t>
-        </m:r>
-      </m:oMath>
-      <w:r>
-        <w:t xml:space="preserve">.</w:t>
-      </w:r>
+      <w:ins w:id="71" w:author="PR Preview" w:date="2026-01-01T00:00:00Z">
+        <w:r>
+          <w:t xml:space="preserve"> </w:t>
+        </w:r>
+      </w:ins>
+      <w:ins w:id="72" w:author="PR Preview" w:date="2026-01-01T00:00:00Z">
+        <w:r>
+          <w:t xml:space="preserve">are a quarter of the circle apart, so their</w:t>
+        </w:r>
+      </w:ins>
+      <w:ins w:id="73" w:author="PR Preview" w:date="2026-01-01T00:00:00Z">
+        <w:r>
+          <w:t xml:space="preserve"> </w:t>
+        </w:r>
+      </w:ins>
+      <w:hyperlink w:anchor="def-angle-unit-circle">
+        <w:ins w:id="74" w:author="PR Preview" w:date="2026-01-01T00:00:00Z">
+          <w:r>
+            <w:rPr>
+              <w:rStyle w:val="Hyperlink"/>
+            </w:rPr>
+            <w:t xml:space="preserve">angle</w:t>
+          </w:r>
+        </w:ins>
+      </w:hyperlink>
+      <w:ins w:id="75" w:author="PR Preview" w:date="2026-01-01T00:00:00Z">
+        <w:r>
+          <w:t xml:space="preserve"> </w:t>
+        </w:r>
+      </w:ins>
+      <w:ins w:id="76" w:author="PR Preview" w:date="2026-01-01T00:00:00Z">
+        <w:r>
+          <w:t xml:space="preserve">is</w:t>
+        </w:r>
+      </w:ins>
+      <w:ins w:id="77" w:author="PR Preview" w:date="2026-01-01T00:00:00Z">
+        <w:r>
+          <w:t xml:space="preserve"> </w:t>
+        </w:r>
+      </w:ins>
+      <m:oMath>
+        <m:r>
+          <m:t>π</m:t>
+        </m:r>
+        <m:r>
+          <m:rPr>
+            <m:sty m:val="p"/>
+          </m:rPr>
+          <m:t>/</m:t>
+        </m:r>
+        <m:r>
+          <m:t>2</m:t>
+        </m:r>
+      </m:oMath>
+      <w:ins w:id="78" w:author="PR Preview" w:date="2026-01-01T00:00:00Z">
+        <w:r>
+          <w:t xml:space="preserve">.</w:t>
+        </w:r>
+      </w:ins>
     </w:p>
     <w:p>
       <w:pPr>
@@ -1260,96 +1700,109 @@
           <w:numId w:val="1002"/>
         </w:numPr>
       </w:pPr>
-      <m:oMath>
-        <m:r>
-          <m:t>θ</m:t>
-        </m:r>
-        <m:r>
-          <m:rPr>
-            <m:sty m:val="p"/>
-          </m:rPr>
-          <m:t>=</m:t>
-        </m:r>
+      <w:ins w:id="79" w:author="PR Preview" w:date="2026-01-01T00:00:00Z">
+        <w:r>
+          <w:t xml:space="preserve">The points</w:t>
+        </w:r>
+      </w:ins>
+      <w:ins w:id="80" w:author="PR Preview" w:date="2026-01-01T00:00:00Z">
+        <w:r>
+          <w:t xml:space="preserve"> </w:t>
+        </w:r>
+      </w:ins>
+      <m:oMath>
+        <m:r>
+          <m:rPr>
+            <m:sty m:val="p"/>
+          </m:rPr>
+          <m:t>(</m:t>
+        </m:r>
+        <m:r>
+          <m:t>1</m:t>
+        </m:r>
+        <m:r>
+          <m:rPr>
+            <m:sty m:val="p"/>
+          </m:rPr>
+          <m:t>,</m:t>
+        </m:r>
+        <m:r>
+          <m:t>0</m:t>
+        </m:r>
+        <m:r>
+          <m:rPr>
+            <m:sty m:val="p"/>
+          </m:rPr>
+          <m:t>)</m:t>
+        </m:r>
+      </m:oMath>
+      <w:ins w:id="81" w:author="PR Preview" w:date="2026-01-01T00:00:00Z">
+        <w:r>
+          <w:t xml:space="preserve">,</w:t>
+        </w:r>
+      </w:ins>
+      <w:ins w:id="82" w:author="PR Preview" w:date="2026-01-01T00:00:00Z">
+        <w:r>
+          <w:t xml:space="preserve"> </w:t>
+        </w:r>
+      </w:ins>
+      <m:oMath>
+        <m:r>
+          <m:rPr>
+            <m:sty m:val="p"/>
+          </m:rPr>
+          <m:t>(</m:t>
+        </m:r>
+        <m:r>
+          <m:rPr>
+            <m:sty m:val="p"/>
+          </m:rPr>
+          <m:t>−</m:t>
+        </m:r>
+        <m:r>
+          <m:t>1</m:t>
+        </m:r>
+        <m:r>
+          <m:rPr>
+            <m:sty m:val="p"/>
+          </m:rPr>
+          <m:t>,</m:t>
+        </m:r>
+        <m:r>
+          <m:t>0</m:t>
+        </m:r>
+        <m:r>
+          <m:rPr>
+            <m:sty m:val="p"/>
+          </m:rPr>
+          <m:t>)</m:t>
+        </m:r>
+      </m:oMath>
+      <w:ins w:id="83" w:author="PR Preview" w:date="2026-01-01T00:00:00Z">
+        <w:r>
+          <w:t xml:space="preserve"> </w:t>
+        </w:r>
+      </w:ins>
+      <w:ins w:id="84" w:author="PR Preview" w:date="2026-01-01T00:00:00Z">
+        <w:r>
+          <w:t xml:space="preserve">are half of the circle apart, so their angle is</w:t>
+        </w:r>
+      </w:ins>
+      <w:ins w:id="85" w:author="PR Preview" w:date="2026-01-01T00:00:00Z">
+        <w:r>
+          <w:t xml:space="preserve"> </w:t>
+        </w:r>
+      </w:ins>
+      <m:oMath>
         <m:r>
           <m:t>π</m:t>
         </m:r>
       </m:oMath>
-      <w:r>
-        <w:t xml:space="preserve"> </w:t>
-      </w:r>
-      <w:r>
-        <w:t xml:space="preserve">goes half way around the circle, to</w:t>
-      </w:r>
-      <w:r>
-        <w:t xml:space="preserve"> </w:t>
-      </w:r>
-      <m:oMath>
-        <m:r>
-          <m:rPr>
-            <m:sty m:val="p"/>
-          </m:rPr>
-          <m:t>(</m:t>
-        </m:r>
-        <m:r>
-          <m:rPr>
-            <m:sty m:val="p"/>
-          </m:rPr>
-          <m:t>−</m:t>
-        </m:r>
-        <m:r>
-          <m:t>1</m:t>
-        </m:r>
-        <m:r>
-          <m:rPr>
-            <m:sty m:val="p"/>
-          </m:rPr>
-          <m:t>,</m:t>
-        </m:r>
-        <m:r>
-          <m:t>0</m:t>
-        </m:r>
-        <m:r>
-          <m:rPr>
-            <m:sty m:val="p"/>
-          </m:rPr>
-          <m:t>)</m:t>
-        </m:r>
-      </m:oMath>
-      <w:r>
-        <w:t xml:space="preserve">, so</w:t>
-      </w:r>
-      <w:r>
-        <w:t xml:space="preserve"> </w:t>
-      </w:r>
-      <m:oMath>
-        <m:r>
-          <m:rPr>
-            <m:sty m:val="p"/>
-          </m:rPr>
-          <m:t>cos</m:t>
-        </m:r>
-        <m:r>
-          <m:t>π</m:t>
-        </m:r>
-        <m:r>
-          <m:rPr>
-            <m:sty m:val="p"/>
-          </m:rPr>
-          <m:t>=</m:t>
-        </m:r>
-        <m:r>
-          <m:rPr>
-            <m:sty m:val="p"/>
-          </m:rPr>
-          <m:t>−</m:t>
-        </m:r>
-        <m:r>
-          <m:t>1</m:t>
-        </m:r>
-      </m:oMath>
-      <w:r>
-        <w:t xml:space="preserve">.</w:t>
-      </w:r>
+      <w:ins w:id="86" w:author="PR Preview" w:date="2026-01-01T00:00:00Z">
+        <w:r>
+          <w:t xml:space="preserve">.</w:t>
+        </w:r>
+      </w:ins>
     </w:p>
     <w:p>
       <w:pPr>
@@ -1359,38 +1812,371 @@
           <w:numId w:val="1002"/>
         </w:numPr>
       </w:pPr>
+      <w:ins w:id="87" w:author="PR Preview" w:date="2026-01-01T00:00:00Z">
+        <w:r>
+          <w:t xml:space="preserve">The point</w:t>
+        </w:r>
+      </w:ins>
+      <w:ins w:id="88" w:author="PR Preview" w:date="2026-01-01T00:00:00Z">
+        <w:r>
+          <w:t xml:space="preserve"> </w:t>
+        </w:r>
+      </w:ins>
+      <m:oMath>
+        <m:r>
+          <m:rPr>
+            <m:sty m:val="p"/>
+          </m:rPr>
+          <m:t>(</m:t>
+        </m:r>
+        <m:r>
+          <m:t>1</m:t>
+        </m:r>
+        <m:r>
+          <m:rPr>
+            <m:sty m:val="p"/>
+          </m:rPr>
+          <m:t>,</m:t>
+        </m:r>
+        <m:r>
+          <m:t>0</m:t>
+        </m:r>
+        <m:r>
+          <m:rPr>
+            <m:sty m:val="p"/>
+          </m:rPr>
+          <m:t>)</m:t>
+        </m:r>
+      </m:oMath>
+      <w:ins w:id="89" w:author="PR Preview" w:date="2026-01-01T00:00:00Z">
+        <w:r>
+          <w:t xml:space="preserve"> </w:t>
+        </w:r>
+      </w:ins>
+      <w:ins w:id="90" w:author="PR Preview" w:date="2026-01-01T00:00:00Z">
+        <w:r>
+          <w:t xml:space="preserve">is</w:t>
+        </w:r>
+      </w:ins>
+      <w:ins w:id="91" w:author="PR Preview" w:date="2026-01-01T00:00:00Z">
+        <w:r>
+          <w:t xml:space="preserve"> </w:t>
+        </w:r>
+      </w:ins>
+      <m:oMath>
+        <m:r>
+          <m:t>0</m:t>
+        </m:r>
+      </m:oMath>
+      <w:ins w:id="92" w:author="PR Preview" w:date="2026-01-01T00:00:00Z">
+        <w:r>
+          <w:t xml:space="preserve"> </w:t>
+        </w:r>
+      </w:ins>
+      <w:ins w:id="93" w:author="PR Preview" w:date="2026-01-01T00:00:00Z">
+        <w:r>
+          <w:t xml:space="preserve">apart from itself, so their angle is</w:t>
+        </w:r>
+      </w:ins>
+      <w:ins w:id="94" w:author="PR Preview" w:date="2026-01-01T00:00:00Z">
+        <w:r>
+          <w:t xml:space="preserve"> </w:t>
+        </w:r>
+      </w:ins>
+      <m:oMath>
+        <m:r>
+          <m:t>0</m:t>
+        </m:r>
+      </m:oMath>
+      <w:ins w:id="95" w:author="PR Preview" w:date="2026-01-01T00:00:00Z">
+        <w:r>
+          <w:t xml:space="preserve">.</w:t>
+        </w:r>
+      </w:ins>
+    </w:p>
+    <w:bookmarkEnd w:id="14"/>
+    <w:bookmarkStart w:id="15" w:name="prp-angle-unit-circle-range"/>
+    <w:p>
+      <w:pPr>
+        <w:pStyle w:val="FirstParagraph"/>
+      </w:pPr>
+      <w:ins w:id="96" w:author="PR Preview" w:date="2026-01-01T00:00:00Z">
+        <w:r>
+          <w:rPr>
+            <w:b/>
+            <w:bCs/>
+          </w:rPr>
+          <w:t xml:space="preserve">Proposition 1 (Range of an angle on the unit circle)</w:t>
+        </w:r>
+      </w:ins>
+      <w:ins w:id="97" w:author="PR Preview" w:date="2026-01-01T00:00:00Z">
+        <w:r>
+          <w:t xml:space="preserve"> </w:t>
+        </w:r>
+      </w:ins>
+      <w:ins w:id="98" w:author="PR Preview" w:date="2026-01-01T00:00:00Z">
+        <w:r>
+          <w:t xml:space="preserve">An</w:t>
+        </w:r>
+      </w:ins>
+      <w:ins w:id="99" w:author="PR Preview" w:date="2026-01-01T00:00:00Z">
+        <w:r>
+          <w:t xml:space="preserve"> </w:t>
+        </w:r>
+      </w:ins>
+      <w:hyperlink w:anchor="def-angle-unit-circle">
+        <w:ins w:id="100" w:author="PR Preview" w:date="2026-01-01T00:00:00Z">
+          <w:r>
+            <w:rPr>
+              <w:rStyle w:val="Hyperlink"/>
+            </w:rPr>
+            <w:t xml:space="preserve">angle</w:t>
+          </w:r>
+        </w:ins>
+      </w:hyperlink>
+      <w:ins w:id="101" w:author="PR Preview" w:date="2026-01-01T00:00:00Z">
+        <w:r>
+          <w:t xml:space="preserve"> </w:t>
+        </w:r>
+      </w:ins>
+      <w:ins w:id="102" w:author="PR Preview" w:date="2026-01-01T00:00:00Z">
+        <w:r>
+          <w:t xml:space="preserve">between two points of the</w:t>
+        </w:r>
+      </w:ins>
+      <w:ins w:id="103" w:author="PR Preview" w:date="2026-01-01T00:00:00Z">
+        <w:r>
+          <w:t xml:space="preserve"> </w:t>
+        </w:r>
+      </w:ins>
+      <w:hyperlink w:anchor="def-unit-circle">
+        <w:ins w:id="104" w:author="PR Preview" w:date="2026-01-01T00:00:00Z">
+          <w:r>
+            <w:rPr>
+              <w:rStyle w:val="Hyperlink"/>
+            </w:rPr>
+            <w:t xml:space="preserve">unit circle</w:t>
+          </w:r>
+        </w:ins>
+      </w:hyperlink>
+      <w:ins w:id="105" w:author="PR Preview" w:date="2026-01-01T00:00:00Z">
+        <w:r>
+          <w:t xml:space="preserve"> </w:t>
+        </w:r>
+      </w:ins>
+      <w:ins w:id="106" w:author="PR Preview" w:date="2026-01-01T00:00:00Z">
+        <w:r>
+          <w:t xml:space="preserve">is at least</w:t>
+        </w:r>
+      </w:ins>
+      <w:ins w:id="107" w:author="PR Preview" w:date="2026-01-01T00:00:00Z">
+        <w:r>
+          <w:t xml:space="preserve"> </w:t>
+        </w:r>
+      </w:ins>
+      <m:oMath>
+        <m:r>
+          <m:t>0</m:t>
+        </m:r>
+      </m:oMath>
+      <w:ins w:id="108" w:author="PR Preview" w:date="2026-01-01T00:00:00Z">
+        <w:r>
+          <w:t xml:space="preserve">, at most</w:t>
+        </w:r>
+      </w:ins>
+      <w:ins w:id="109" w:author="PR Preview" w:date="2026-01-01T00:00:00Z">
+        <w:r>
+          <w:t xml:space="preserve"> </w:t>
+        </w:r>
+      </w:ins>
+      <m:oMath>
+        <m:r>
+          <m:t>π</m:t>
+        </m:r>
+      </m:oMath>
+      <w:ins w:id="110" w:author="PR Preview" w:date="2026-01-01T00:00:00Z">
+        <w:r>
+          <w:t xml:space="preserve"> </w:t>
+        </w:r>
+      </w:ins>
+      <w:ins w:id="111" w:author="PR Preview" w:date="2026-01-01T00:00:00Z">
+        <w:r>
+          <w:t xml:space="preserve">(</w:t>
+        </w:r>
+      </w:ins>
+      <w:hyperlink w:anchor="def-pi">
+        <w:ins w:id="112" w:author="PR Preview" w:date="2026-01-01T00:00:00Z">
+          <w:r>
+            <w:rPr>
+              <w:rStyle w:val="Hyperlink"/>
+            </w:rPr>
+            <w:t xml:space="preserve">Definition 2</w:t>
+          </w:r>
+        </w:ins>
+      </w:hyperlink>
+      <w:ins w:id="113" w:author="PR Preview" w:date="2026-01-01T00:00:00Z">
+        <w:r>
+          <w:t xml:space="preserve">).</w:t>
+        </w:r>
+      </w:ins>
+    </w:p>
+    <w:bookmarkEnd w:id="15"/>
+    <w:p>
+      <w:pPr>
+        <w:pStyle w:val="BodyText"/>
+      </w:pPr>
+      <w:ins w:id="114" w:author="PR Preview" w:date="2026-01-01T00:00:00Z">
+        <w:r>
+          <w:rPr>
+            <w:i/>
+            <w:iCs/>
+          </w:rPr>
+          <w:t xml:space="preserve">Proof</w:t>
+        </w:r>
+      </w:ins>
+      <w:ins w:id="115" w:author="PR Preview" w:date="2026-01-01T00:00:00Z">
+        <w:r>
+          <w:t xml:space="preserve">. </w:t>
+        </w:r>
+      </w:ins>
+      <w:ins w:id="116" w:author="PR Preview" w:date="2026-01-01T00:00:00Z">
+        <w:r>
+          <w:t xml:space="preserve">The whole circle has length</w:t>
+        </w:r>
+      </w:ins>
+      <w:ins w:id="117" w:author="PR Preview" w:date="2026-01-01T00:00:00Z">
+        <w:r>
+          <w:t xml:space="preserve"> </w:t>
+        </w:r>
+      </w:ins>
+      <m:oMath>
+        <m:r>
+          <m:t>2</m:t>
+        </m:r>
+        <m:r>
+          <m:t>π</m:t>
+        </m:r>
+      </m:oMath>
+      <w:ins w:id="118" w:author="PR Preview" w:date="2026-01-01T00:00:00Z">
+        <w:r>
+          <w:t xml:space="preserve"> </w:t>
+        </w:r>
+      </w:ins>
+      <w:ins w:id="119" w:author="PR Preview" w:date="2026-01-01T00:00:00Z">
+        <w:r>
+          <w:t xml:space="preserve">(</w:t>
+        </w:r>
+      </w:ins>
+      <w:hyperlink w:anchor="def-pi">
+        <w:ins w:id="120" w:author="PR Preview" w:date="2026-01-01T00:00:00Z">
+          <w:r>
+            <w:rPr>
+              <w:rStyle w:val="Hyperlink"/>
+            </w:rPr>
+            <w:t xml:space="preserve">Definition 2</w:t>
+          </w:r>
+        </w:ins>
+      </w:hyperlink>
+      <w:ins w:id="121" w:author="PR Preview" w:date="2026-01-01T00:00:00Z">
+        <w:r>
+          <w:t xml:space="preserve">).</w:t>
+        </w:r>
+      </w:ins>
+      <w:ins w:id="122" w:author="PR Preview" w:date="2026-01-01T00:00:00Z">
+        <w:r>
+          <w:t xml:space="preserve"> </w:t>
+        </w:r>
+      </w:ins>
+      <w:ins w:id="123" w:author="PR Preview" w:date="2026-01-01T00:00:00Z">
+        <w:r>
+          <w:t xml:space="preserve">Going the short way round covers at most half of the circle, which is</w:t>
+        </w:r>
+      </w:ins>
+      <w:ins w:id="124" w:author="PR Preview" w:date="2026-01-01T00:00:00Z">
+        <w:r>
+          <w:t xml:space="preserve"> </w:t>
+        </w:r>
+      </w:ins>
+      <m:oMath>
+        <m:r>
+          <m:t>π</m:t>
+        </m:r>
+      </m:oMath>
+      <w:ins w:id="125" w:author="PR Preview" w:date="2026-01-01T00:00:00Z">
+        <w:r>
+          <w:t xml:space="preserve">.</w:t>
+        </w:r>
+      </w:ins>
+      <w:ins w:id="126" w:author="PR Preview" w:date="2026-01-01T00:00:00Z">
+        <w:r>
+          <w:t xml:space="preserve"> </w:t>
+        </w:r>
+      </w:ins>
+      <w:ins w:id="127" w:author="PR Preview" w:date="2026-01-01T00:00:00Z">
+        <w:r>
+          <w:t xml:space="preserve">A distance along the circle is at least</w:t>
+        </w:r>
+      </w:ins>
+      <w:ins w:id="128" w:author="PR Preview" w:date="2026-01-01T00:00:00Z">
+        <w:r>
+          <w:t xml:space="preserve"> </w:t>
+        </w:r>
+      </w:ins>
+      <m:oMath>
+        <m:r>
+          <m:t>0</m:t>
+        </m:r>
+      </m:oMath>
+      <w:ins w:id="129" w:author="PR Preview" w:date="2026-01-01T00:00:00Z">
+        <w:r>
+          <w:t xml:space="preserve">.</w:t>
+        </w:r>
+      </w:ins>
+    </w:p>
+    <w:bookmarkStart w:id="16" w:name="def-cosine-sine"/>
+    <w:p>
+      <w:pPr>
+        <w:pStyle w:val="BodyText"/>
+      </w:pPr>
+      <w:ins w:id="130" w:author="PR Preview" w:date="2026-01-01T00:00:00Z">
+        <w:r>
+          <w:rPr>
+            <w:b/>
+            <w:bCs/>
+          </w:rPr>
+          <w:t xml:space="preserve">Definition 4 (Cosine)</w:t>
+        </w:r>
+      </w:ins>
+      <w:ins w:id="131" w:author="PR Preview" w:date="2026-01-01T00:00:00Z">
+        <w:r>
+          <w:t xml:space="preserve"> </w:t>
+        </w:r>
+      </w:ins>
+      <w:ins w:id="132" w:author="PR Preview" w:date="2026-01-01T00:00:00Z">
+        <w:r>
+          <w:t xml:space="preserve">For a real number</w:t>
+        </w:r>
+      </w:ins>
+      <w:ins w:id="133" w:author="PR Preview" w:date="2026-01-01T00:00:00Z">
+        <w:r>
+          <w:t xml:space="preserve"> </w:t>
+        </w:r>
+      </w:ins>
       <m:oMath>
         <m:r>
           <m:t>θ</m:t>
         </m:r>
-        <m:r>
-          <m:rPr>
-            <m:sty m:val="p"/>
-          </m:rPr>
-          <m:t>=</m:t>
-        </m:r>
-        <m:r>
-          <m:t>π</m:t>
-        </m:r>
-        <m:r>
-          <m:rPr>
-            <m:sty m:val="p"/>
-          </m:rPr>
-          <m:t>/</m:t>
-        </m:r>
-        <m:r>
-          <m:t>2</m:t>
-        </m:r>
-      </m:oMath>
-      <w:r>
-        <w:t xml:space="preserve"> </w:t>
-      </w:r>
-      <w:r>
-        <w:t xml:space="preserve">goes a quarter of the way round, to</w:t>
-      </w:r>
-      <w:r>
-        <w:t xml:space="preserve"> </w:t>
-      </w:r>
+      </m:oMath>
+      <w:ins w:id="134" w:author="PR Preview" w:date="2026-01-01T00:00:00Z">
+        <w:r>
+          <w:t xml:space="preserve">, start at the point</w:t>
+        </w:r>
+      </w:ins>
+      <w:ins w:id="135" w:author="PR Preview" w:date="2026-01-01T00:00:00Z">
+        <w:r>
+          <w:t xml:space="preserve"> </w:t>
+        </w:r>
+      </w:ins>
       <m:oMath>
         <m:r>
           <m:rPr>
@@ -1399,30 +2185,222 @@
           <m:t>(</m:t>
         </m:r>
         <m:r>
+          <m:t>1</m:t>
+        </m:r>
+        <m:r>
+          <m:rPr>
+            <m:sty m:val="p"/>
+          </m:rPr>
+          <m:t>,</m:t>
+        </m:r>
+        <m:r>
           <m:t>0</m:t>
         </m:r>
         <m:r>
           <m:rPr>
             <m:sty m:val="p"/>
           </m:rPr>
-          <m:t>,</m:t>
-        </m:r>
-        <m:r>
-          <m:t>1</m:t>
-        </m:r>
-        <m:r>
-          <m:rPr>
-            <m:sty m:val="p"/>
-          </m:rPr>
           <m:t>)</m:t>
         </m:r>
       </m:oMath>
-      <w:r>
-        <w:t xml:space="preserve">, so</w:t>
-      </w:r>
-      <w:r>
-        <w:t xml:space="preserve"> </w:t>
-      </w:r>
+      <w:ins w:id="136" w:author="PR Preview" w:date="2026-01-01T00:00:00Z">
+        <w:r>
+          <w:t xml:space="preserve"> </w:t>
+        </w:r>
+      </w:ins>
+      <w:ins w:id="137" w:author="PR Preview" w:date="2026-01-01T00:00:00Z">
+        <w:r>
+          <w:t xml:space="preserve">of the unit circle (</w:t>
+        </w:r>
+      </w:ins>
+      <w:hyperlink w:anchor="def-unit-circle">
+        <w:ins w:id="138" w:author="PR Preview" w:date="2026-01-01T00:00:00Z">
+          <w:r>
+            <w:rPr>
+              <w:rStyle w:val="Hyperlink"/>
+            </w:rPr>
+            <w:t xml:space="preserve">Definition 1</w:t>
+          </w:r>
+        </w:ins>
+      </w:hyperlink>
+      <w:ins w:id="139" w:author="PR Preview" w:date="2026-01-01T00:00:00Z">
+        <w:r>
+          <w:t xml:space="preserve">)</w:t>
+        </w:r>
+      </w:ins>
+      <w:ins w:id="140" w:author="PR Preview" w:date="2026-01-01T00:00:00Z">
+        <w:r>
+          <w:t xml:space="preserve"> </w:t>
+        </w:r>
+      </w:ins>
+      <w:ins w:id="141" w:author="PR Preview" w:date="2026-01-01T00:00:00Z">
+        <w:r>
+          <w:t xml:space="preserve">and move a distance</w:t>
+        </w:r>
+      </w:ins>
+      <w:ins w:id="142" w:author="PR Preview" w:date="2026-01-01T00:00:00Z">
+        <w:r>
+          <w:t xml:space="preserve"> </w:t>
+        </w:r>
+      </w:ins>
+      <m:oMath>
+        <m:r>
+          <m:t>​</m:t>
+        </m:r>
+        <m:d>
+          <m:dPr>
+            <m:begChr m:val="|"/>
+            <m:sepChr m:val=""/>
+            <m:endChr m:val="|"/>
+            <m:grow/>
+          </m:dPr>
+          <m:e>
+            <m:r>
+              <m:t>θ</m:t>
+            </m:r>
+          </m:e>
+        </m:d>
+        <m:r>
+          <m:t>​</m:t>
+        </m:r>
+      </m:oMath>
+      <w:ins w:id="143" w:author="PR Preview" w:date="2026-01-01T00:00:00Z">
+        <w:r>
+          <w:t xml:space="preserve"> </w:t>
+        </w:r>
+      </w:ins>
+      <w:ins w:id="144" w:author="PR Preview" w:date="2026-01-01T00:00:00Z">
+        <w:r>
+          <w:t xml:space="preserve">along the circle,</w:t>
+        </w:r>
+      </w:ins>
+      <w:ins w:id="145" w:author="PR Preview" w:date="2026-01-01T00:00:00Z">
+        <w:r>
+          <w:t xml:space="preserve"> </w:t>
+        </w:r>
+      </w:ins>
+      <w:ins w:id="146" w:author="PR Preview" w:date="2026-01-01T00:00:00Z">
+        <w:r>
+          <w:t xml:space="preserve">counterclockwise if</w:t>
+        </w:r>
+      </w:ins>
+      <w:ins w:id="147" w:author="PR Preview" w:date="2026-01-01T00:00:00Z">
+        <w:r>
+          <w:t xml:space="preserve"> </w:t>
+        </w:r>
+      </w:ins>
+      <m:oMath>
+        <m:r>
+          <m:t>θ</m:t>
+        </m:r>
+        <m:r>
+          <m:rPr>
+            <m:sty m:val="p"/>
+          </m:rPr>
+          <m:t>≥</m:t>
+        </m:r>
+        <m:r>
+          <m:t>0</m:t>
+        </m:r>
+      </m:oMath>
+      <w:ins w:id="148" w:author="PR Preview" w:date="2026-01-01T00:00:00Z">
+        <w:r>
+          <w:t xml:space="preserve"> </w:t>
+        </w:r>
+      </w:ins>
+      <w:ins w:id="149" w:author="PR Preview" w:date="2026-01-01T00:00:00Z">
+        <w:r>
+          <w:t xml:space="preserve">and clockwise if</w:t>
+        </w:r>
+      </w:ins>
+      <w:ins w:id="150" w:author="PR Preview" w:date="2026-01-01T00:00:00Z">
+        <w:r>
+          <w:t xml:space="preserve"> </w:t>
+        </w:r>
+      </w:ins>
+      <m:oMath>
+        <m:r>
+          <m:t>θ</m:t>
+        </m:r>
+        <m:r>
+          <m:rPr>
+            <m:sty m:val="p"/>
+          </m:rPr>
+          <m:t>&lt;</m:t>
+        </m:r>
+        <m:r>
+          <m:t>0</m:t>
+        </m:r>
+      </m:oMath>
+      <w:ins w:id="151" w:author="PR Preview" w:date="2026-01-01T00:00:00Z">
+        <w:r>
+          <w:t xml:space="preserve">.</w:t>
+        </w:r>
+      </w:ins>
+      <w:ins w:id="152" w:author="PR Preview" w:date="2026-01-01T00:00:00Z">
+        <w:r>
+          <w:t xml:space="preserve"> </w:t>
+        </w:r>
+      </w:ins>
+      <w:ins w:id="153" w:author="PR Preview" w:date="2026-01-01T00:00:00Z">
+        <w:r>
+          <w:t xml:space="preserve">The first coordinate of the point reached is the</w:t>
+        </w:r>
+      </w:ins>
+      <w:ins w:id="154" w:author="PR Preview" w:date="2026-01-01T00:00:00Z">
+        <w:r>
+          <w:t xml:space="preserve"> </w:t>
+        </w:r>
+      </w:ins>
+      <w:ins w:id="155" w:author="PR Preview" w:date="2026-01-01T00:00:00Z">
+        <w:r>
+          <w:rPr>
+            <w:b/>
+            <w:bCs/>
+          </w:rPr>
+          <w:t xml:space="preserve">cosine</w:t>
+        </w:r>
+      </w:ins>
+      <w:ins w:id="156" w:author="PR Preview" w:date="2026-01-01T00:00:00Z">
+        <w:r>
+          <w:t xml:space="preserve"> </w:t>
+        </w:r>
+      </w:ins>
+      <w:ins w:id="157" w:author="PR Preview" w:date="2026-01-01T00:00:00Z">
+        <w:r>
+          <w:t xml:space="preserve">of</w:t>
+        </w:r>
+      </w:ins>
+      <w:ins w:id="158" w:author="PR Preview" w:date="2026-01-01T00:00:00Z">
+        <w:r>
+          <w:t xml:space="preserve"> </w:t>
+        </w:r>
+      </w:ins>
+      <m:oMath>
+        <m:r>
+          <m:t>θ</m:t>
+        </m:r>
+      </m:oMath>
+      <w:ins w:id="159" w:author="PR Preview" w:date="2026-01-01T00:00:00Z">
+        <w:r>
+          <w:t xml:space="preserve"> </w:t>
+        </w:r>
+      </w:ins>
+      <w:ins w:id="160" w:author="PR Preview" w:date="2026-01-01T00:00:00Z">
+        <w:r>
+          <w:t xml:space="preserve">[3]</w:t>
+        </w:r>
+      </w:ins>
+      <w:ins w:id="161" w:author="PR Preview" w:date="2026-01-01T00:00:00Z">
+        <w:r>
+          <w:t xml:space="preserve">, written</w:t>
+        </w:r>
+      </w:ins>
+      <w:ins w:id="162" w:author="PR Preview" w:date="2026-01-01T00:00:00Z">
+        <w:r>
+          <w:t xml:space="preserve"> </w:t>
+        </w:r>
+      </w:ins>
       <m:oMath>
         <m:r>
           <m:rPr>
@@ -1431,49 +2409,350 @@
           <m:t>cos</m:t>
         </m:r>
         <m:r>
-          <m:rPr>
-            <m:sty m:val="p"/>
-          </m:rPr>
-          <m:t>(</m:t>
-        </m:r>
-        <m:r>
-          <m:t>π</m:t>
-        </m:r>
-        <m:r>
-          <m:rPr>
-            <m:sty m:val="p"/>
-          </m:rPr>
-          <m:t>/</m:t>
-        </m:r>
-        <m:r>
-          <m:t>2</m:t>
-        </m:r>
-        <m:r>
-          <m:rPr>
-            <m:sty m:val="p"/>
-          </m:rPr>
-          <m:t>)</m:t>
-        </m:r>
-        <m:r>
-          <m:rPr>
-            <m:sty m:val="p"/>
-          </m:rPr>
-          <m:t>=</m:t>
-        </m:r>
-        <m:r>
-          <m:t>0</m:t>
-        </m:r>
-      </m:oMath>
-      <w:r>
-        <w:t xml:space="preserve">.</w:t>
-      </w:r>
+          <m:t>θ</m:t>
+        </m:r>
+      </m:oMath>
+      <w:ins w:id="163" w:author="PR Preview" w:date="2026-01-01T00:00:00Z">
+        <w:r>
+          <w:t xml:space="preserve">.</w:t>
+        </w:r>
+      </w:ins>
+    </w:p>
+    <w:bookmarkEnd w:id="16"/>
+    <w:bookmarkStart w:id="17" w:name="exm-cosine-sine"/>
+    <w:p>
+      <w:pPr>
+        <w:pStyle w:val="BodyText"/>
+      </w:pPr>
+      <w:ins w:id="164" w:author="PR Preview" w:date="2026-01-01T00:00:00Z">
+        <w:r>
+          <w:rPr>
+            <w:b/>
+            <w:bCs/>
+          </w:rPr>
+          <w:t xml:space="preserve">Example 4 (Cosines of some angles)</w:t>
+        </w:r>
+      </w:ins>
+      <w:ins w:id="165" w:author="PR Preview" w:date="2026-01-01T00:00:00Z">
+        <w:r>
+          <w:t xml:space="preserve"> </w:t>
+        </w:r>
+      </w:ins>
+      <w:ins w:id="166" w:author="PR Preview" w:date="2026-01-01T00:00:00Z">
+        <w:r>
+          <w:t xml:space="preserve"> </w:t>
+        </w:r>
+      </w:ins>
     </w:p>
     <w:p>
       <w:pPr>
         <w:pStyle w:val="Compact"/>
         <w:numPr>
           <w:ilvl w:val="0"/>
-          <w:numId w:val="1002"/>
+          <w:numId w:val="1003"/>
+        </w:numPr>
+      </w:pPr>
+      <m:oMath>
+        <m:r>
+          <m:t>θ</m:t>
+        </m:r>
+        <m:r>
+          <m:rPr>
+            <m:sty m:val="p"/>
+          </m:rPr>
+          <m:t>=</m:t>
+        </m:r>
+        <m:r>
+          <m:t>0</m:t>
+        </m:r>
+      </m:oMath>
+      <w:r>
+        <w:t xml:space="preserve"> </w:t>
+      </w:r>
+      <w:r>
+        <w:t xml:space="preserve">stays at</w:t>
+      </w:r>
+      <w:r>
+        <w:t xml:space="preserve"> </w:t>
+      </w:r>
+      <m:oMath>
+        <m:r>
+          <m:rPr>
+            <m:sty m:val="p"/>
+          </m:rPr>
+          <m:t>(</m:t>
+        </m:r>
+        <m:r>
+          <m:t>1</m:t>
+        </m:r>
+        <m:r>
+          <m:rPr>
+            <m:sty m:val="p"/>
+          </m:rPr>
+          <m:t>,</m:t>
+        </m:r>
+        <m:r>
+          <m:t>0</m:t>
+        </m:r>
+        <m:r>
+          <m:rPr>
+            <m:sty m:val="p"/>
+          </m:rPr>
+          <m:t>)</m:t>
+        </m:r>
+      </m:oMath>
+      <w:r>
+        <w:t xml:space="preserve">, so</w:t>
+      </w:r>
+      <w:r>
+        <w:t xml:space="preserve"> </w:t>
+      </w:r>
+      <m:oMath>
+        <m:r>
+          <m:rPr>
+            <m:sty m:val="p"/>
+          </m:rPr>
+          <m:t>cos</m:t>
+        </m:r>
+        <m:r>
+          <m:t>0</m:t>
+        </m:r>
+        <m:r>
+          <m:rPr>
+            <m:sty m:val="p"/>
+          </m:rPr>
+          <m:t>=</m:t>
+        </m:r>
+        <m:r>
+          <m:t>1</m:t>
+        </m:r>
+      </m:oMath>
+      <w:r>
+        <w:t xml:space="preserve">.</w:t>
+      </w:r>
+    </w:p>
+    <w:p>
+      <w:pPr>
+        <w:pStyle w:val="Compact"/>
+        <w:numPr>
+          <w:ilvl w:val="0"/>
+          <w:numId w:val="1003"/>
+        </w:numPr>
+      </w:pPr>
+      <m:oMath>
+        <m:r>
+          <m:t>θ</m:t>
+        </m:r>
+        <m:r>
+          <m:rPr>
+            <m:sty m:val="p"/>
+          </m:rPr>
+          <m:t>=</m:t>
+        </m:r>
+        <m:r>
+          <m:t>π</m:t>
+        </m:r>
+      </m:oMath>
+      <w:r>
+        <w:t xml:space="preserve"> </w:t>
+      </w:r>
+      <w:r>
+        <w:t xml:space="preserve">goes half way around the circle, to</w:t>
+      </w:r>
+      <w:r>
+        <w:t xml:space="preserve"> </w:t>
+      </w:r>
+      <m:oMath>
+        <m:r>
+          <m:rPr>
+            <m:sty m:val="p"/>
+          </m:rPr>
+          <m:t>(</m:t>
+        </m:r>
+        <m:r>
+          <m:rPr>
+            <m:sty m:val="p"/>
+          </m:rPr>
+          <m:t>−</m:t>
+        </m:r>
+        <m:r>
+          <m:t>1</m:t>
+        </m:r>
+        <m:r>
+          <m:rPr>
+            <m:sty m:val="p"/>
+          </m:rPr>
+          <m:t>,</m:t>
+        </m:r>
+        <m:r>
+          <m:t>0</m:t>
+        </m:r>
+        <m:r>
+          <m:rPr>
+            <m:sty m:val="p"/>
+          </m:rPr>
+          <m:t>)</m:t>
+        </m:r>
+      </m:oMath>
+      <w:r>
+        <w:t xml:space="preserve">, so</w:t>
+      </w:r>
+      <w:r>
+        <w:t xml:space="preserve"> </w:t>
+      </w:r>
+      <m:oMath>
+        <m:r>
+          <m:rPr>
+            <m:sty m:val="p"/>
+          </m:rPr>
+          <m:t>cos</m:t>
+        </m:r>
+        <m:r>
+          <m:t>π</m:t>
+        </m:r>
+        <m:r>
+          <m:rPr>
+            <m:sty m:val="p"/>
+          </m:rPr>
+          <m:t>=</m:t>
+        </m:r>
+        <m:r>
+          <m:rPr>
+            <m:sty m:val="p"/>
+          </m:rPr>
+          <m:t>−</m:t>
+        </m:r>
+        <m:r>
+          <m:t>1</m:t>
+        </m:r>
+      </m:oMath>
+      <w:r>
+        <w:t xml:space="preserve">.</w:t>
+      </w:r>
+    </w:p>
+    <w:p>
+      <w:pPr>
+        <w:pStyle w:val="Compact"/>
+        <w:numPr>
+          <w:ilvl w:val="0"/>
+          <w:numId w:val="1003"/>
+        </w:numPr>
+      </w:pPr>
+      <m:oMath>
+        <m:r>
+          <m:t>θ</m:t>
+        </m:r>
+        <m:r>
+          <m:rPr>
+            <m:sty m:val="p"/>
+          </m:rPr>
+          <m:t>=</m:t>
+        </m:r>
+        <m:r>
+          <m:t>π</m:t>
+        </m:r>
+        <m:r>
+          <m:rPr>
+            <m:sty m:val="p"/>
+          </m:rPr>
+          <m:t>/</m:t>
+        </m:r>
+        <m:r>
+          <m:t>2</m:t>
+        </m:r>
+      </m:oMath>
+      <w:r>
+        <w:t xml:space="preserve"> </w:t>
+      </w:r>
+      <w:r>
+        <w:t xml:space="preserve">goes a quarter of the way round, to</w:t>
+      </w:r>
+      <w:r>
+        <w:t xml:space="preserve"> </w:t>
+      </w:r>
+      <m:oMath>
+        <m:r>
+          <m:rPr>
+            <m:sty m:val="p"/>
+          </m:rPr>
+          <m:t>(</m:t>
+        </m:r>
+        <m:r>
+          <m:t>0</m:t>
+        </m:r>
+        <m:r>
+          <m:rPr>
+            <m:sty m:val="p"/>
+          </m:rPr>
+          <m:t>,</m:t>
+        </m:r>
+        <m:r>
+          <m:t>1</m:t>
+        </m:r>
+        <m:r>
+          <m:rPr>
+            <m:sty m:val="p"/>
+          </m:rPr>
+          <m:t>)</m:t>
+        </m:r>
+      </m:oMath>
+      <w:r>
+        <w:t xml:space="preserve">, so</w:t>
+      </w:r>
+      <w:r>
+        <w:t xml:space="preserve"> </w:t>
+      </w:r>
+      <m:oMath>
+        <m:r>
+          <m:rPr>
+            <m:sty m:val="p"/>
+          </m:rPr>
+          <m:t>cos</m:t>
+        </m:r>
+        <m:r>
+          <m:rPr>
+            <m:sty m:val="p"/>
+          </m:rPr>
+          <m:t>(</m:t>
+        </m:r>
+        <m:r>
+          <m:t>π</m:t>
+        </m:r>
+        <m:r>
+          <m:rPr>
+            <m:sty m:val="p"/>
+          </m:rPr>
+          <m:t>/</m:t>
+        </m:r>
+        <m:r>
+          <m:t>2</m:t>
+        </m:r>
+        <m:r>
+          <m:rPr>
+            <m:sty m:val="p"/>
+          </m:rPr>
+          <m:t>)</m:t>
+        </m:r>
+        <m:r>
+          <m:rPr>
+            <m:sty m:val="p"/>
+          </m:rPr>
+          <m:t>=</m:t>
+        </m:r>
+        <m:r>
+          <m:t>0</m:t>
+        </m:r>
+      </m:oMath>
+      <w:r>
+        <w:t xml:space="preserve">.</w:t>
+      </w:r>
+    </w:p>
+    <w:p>
+      <w:pPr>
+        <w:pStyle w:val="Compact"/>
+        <w:numPr>
+          <w:ilvl w:val="0"/>
+          <w:numId w:val="1003"/>
         </w:numPr>
       </w:pPr>
       <m:oMath>
@@ -1897,39 +3176,51 @@
         <w:t xml:space="preserve">degrees.</w:t>
       </w:r>
     </w:p>
-    <w:bookmarkEnd w:id="14"/>
-    <w:bookmarkStart w:id="15" w:name="def-sine"/>
+    <w:bookmarkEnd w:id="17"/>
+    <w:bookmarkStart w:id="18" w:name="def-sine"/>
     <w:p>
       <w:pPr>
         <w:pStyle w:val="BodyText"/>
       </w:pPr>
-      <w:r>
-        <w:rPr>
-          <w:b/>
-          <w:bCs/>
-        </w:rPr>
-        <w:t xml:space="preserve">Definition 4 (Sine)</w:t>
-      </w:r>
-      <w:r>
-        <w:t xml:space="preserve"> </w:t>
-      </w:r>
-      <w:r>
-        <w:t xml:space="preserve">For a real number</w:t>
-      </w:r>
-      <w:r>
-        <w:t xml:space="preserve"> </w:t>
-      </w:r>
+      <w:del w:id="167" w:author="PR Preview" w:date="2026-01-01T00:00:00Z">
+        <w:r>
+          <w:rPr>
+            <w:b/>
+            <w:bCs/>
+          </w:rPr>
+          <w:delText xml:space="preserve">Definition 4 (Sine)</w:delText>
+        </w:r>
+      </w:del>
+      <w:del w:id="168" w:author="PR Preview" w:date="2026-01-01T00:00:00Z">
+        <w:r>
+          <w:delText xml:space="preserve"> </w:delText>
+        </w:r>
+      </w:del>
+      <w:del w:id="169" w:author="PR Preview" w:date="2026-01-01T00:00:00Z">
+        <w:r>
+          <w:delText xml:space="preserve">For a real number</w:delText>
+        </w:r>
+      </w:del>
+      <w:del w:id="170" w:author="PR Preview" w:date="2026-01-01T00:00:00Z">
+        <w:r>
+          <w:delText xml:space="preserve"> </w:delText>
+        </w:r>
+      </w:del>
       <m:oMath>
         <m:r>
           <m:t>θ</m:t>
         </m:r>
       </m:oMath>
-      <w:r>
-        <w:t xml:space="preserve">, the second coordinate of the point reached from</w:t>
-      </w:r>
-      <w:r>
-        <w:t xml:space="preserve"> </w:t>
-      </w:r>
+      <w:del w:id="171" w:author="PR Preview" w:date="2026-01-01T00:00:00Z">
+        <w:r>
+          <w:delText xml:space="preserve">, the second coordinate of the point reached from</w:delText>
+        </w:r>
+      </w:del>
+      <w:del w:id="172" w:author="PR Preview" w:date="2026-01-01T00:00:00Z">
+        <w:r>
+          <w:delText xml:space="preserve"> </w:delText>
+        </w:r>
+      </w:del>
       <m:oMath>
         <m:r>
           <m:rPr>
@@ -1956,15 +3247,21 @@
           <m:t>)</m:t>
         </m:r>
       </m:oMath>
-      <w:r>
-        <w:t xml:space="preserve"> </w:t>
-      </w:r>
-      <w:r>
-        <w:t xml:space="preserve">by moving a distance</w:t>
-      </w:r>
-      <w:r>
-        <w:t xml:space="preserve"> </w:t>
-      </w:r>
+      <w:del w:id="173" w:author="PR Preview" w:date="2026-01-01T00:00:00Z">
+        <w:r>
+          <w:delText xml:space="preserve"> </w:delText>
+        </w:r>
+      </w:del>
+      <w:del w:id="174" w:author="PR Preview" w:date="2026-01-01T00:00:00Z">
+        <w:r>
+          <w:delText xml:space="preserve">by moving a distance</w:delText>
+        </w:r>
+      </w:del>
+      <w:del w:id="175" w:author="PR Preview" w:date="2026-01-01T00:00:00Z">
+        <w:r>
+          <w:delText xml:space="preserve"> </w:delText>
+        </w:r>
+      </w:del>
       <m:oMath>
         <m:r>
           <m:t>​</m:t>
@@ -1986,65 +3283,95 @@
           <m:t>​</m:t>
         </m:r>
       </m:oMath>
-      <w:r>
-        <w:t xml:space="preserve"> </w:t>
-      </w:r>
-      <w:r>
-        <w:t xml:space="preserve">along the unit circle (</w:t>
-      </w:r>
+      <w:del w:id="176" w:author="PR Preview" w:date="2026-01-01T00:00:00Z">
+        <w:r>
+          <w:delText xml:space="preserve"> </w:delText>
+        </w:r>
+      </w:del>
+      <w:del w:id="177" w:author="PR Preview" w:date="2026-01-01T00:00:00Z">
+        <w:r>
+          <w:delText xml:space="preserve">along the unit circle (</w:delText>
+        </w:r>
+      </w:del>
       <w:hyperlink w:anchor="def-cosine-sine">
+        <w:del w:id="178" w:author="PR Preview" w:date="2026-01-01T00:00:00Z">
+          <w:r>
+            <w:rPr>
+              <w:rStyle w:val="Hyperlink"/>
+            </w:rPr>
+            <w:delText xml:space="preserve">Definition 3</w:delText>
+          </w:r>
+        </w:del>
+      </w:hyperlink>
+      <w:del w:id="179" w:author="PR Preview" w:date="2026-01-01T00:00:00Z">
+        <w:r>
+          <w:delText xml:space="preserve">)</w:delText>
+        </w:r>
+      </w:del>
+      <w:del w:id="180" w:author="PR Preview" w:date="2026-01-01T00:00:00Z">
+        <w:r>
+          <w:delText xml:space="preserve"> </w:delText>
+        </w:r>
+      </w:del>
+      <w:del w:id="181" w:author="PR Preview" w:date="2026-01-01T00:00:00Z">
+        <w:r>
+          <w:delText xml:space="preserve">is the</w:delText>
+        </w:r>
+      </w:del>
+      <w:del w:id="182" w:author="PR Preview" w:date="2026-01-01T00:00:00Z">
+        <w:r>
+          <w:delText xml:space="preserve"> </w:delText>
+        </w:r>
+      </w:del>
+      <w:del w:id="183" w:author="PR Preview" w:date="2026-01-01T00:00:00Z">
         <w:r>
           <w:rPr>
-            <w:rStyle w:val="Hyperlink"/>
+            <w:b/>
+            <w:bCs/>
           </w:rPr>
-          <w:t xml:space="preserve">Definition 3</w:t>
-        </w:r>
-      </w:hyperlink>
-      <w:r>
-        <w:t xml:space="preserve">)</w:t>
-      </w:r>
-      <w:r>
-        <w:t xml:space="preserve"> </w:t>
-      </w:r>
-      <w:r>
-        <w:t xml:space="preserve">is the</w:t>
-      </w:r>
-      <w:r>
-        <w:t xml:space="preserve"> </w:t>
-      </w:r>
-      <w:r>
-        <w:rPr>
-          <w:b/>
-          <w:bCs/>
-        </w:rPr>
-        <w:t xml:space="preserve">sine</w:t>
-      </w:r>
-      <w:r>
-        <w:t xml:space="preserve"> </w:t>
-      </w:r>
-      <w:r>
-        <w:t xml:space="preserve">of</w:t>
-      </w:r>
-      <w:r>
-        <w:t xml:space="preserve"> </w:t>
-      </w:r>
+          <w:delText xml:space="preserve">sine</w:delText>
+        </w:r>
+      </w:del>
+      <w:del w:id="184" w:author="PR Preview" w:date="2026-01-01T00:00:00Z">
+        <w:r>
+          <w:delText xml:space="preserve"> </w:delText>
+        </w:r>
+      </w:del>
+      <w:del w:id="185" w:author="PR Preview" w:date="2026-01-01T00:00:00Z">
+        <w:r>
+          <w:delText xml:space="preserve">of</w:delText>
+        </w:r>
+      </w:del>
+      <w:del w:id="186" w:author="PR Preview" w:date="2026-01-01T00:00:00Z">
+        <w:r>
+          <w:delText xml:space="preserve"> </w:delText>
+        </w:r>
+      </w:del>
       <m:oMath>
         <m:r>
           <m:t>θ</m:t>
         </m:r>
       </m:oMath>
-      <w:r>
-        <w:t xml:space="preserve"> </w:t>
-      </w:r>
-      <w:r>
-        <w:t xml:space="preserve">[3]</w:t>
-      </w:r>
-      <w:r>
-        <w:t xml:space="preserve">, written</w:t>
-      </w:r>
-      <w:r>
-        <w:t xml:space="preserve"> </w:t>
-      </w:r>
+      <w:del w:id="187" w:author="PR Preview" w:date="2026-01-01T00:00:00Z">
+        <w:r>
+          <w:delText xml:space="preserve"> </w:delText>
+        </w:r>
+      </w:del>
+      <w:del w:id="188" w:author="PR Preview" w:date="2026-01-01T00:00:00Z">
+        <w:r>
+          <w:delText xml:space="preserve">[3]</w:delText>
+        </w:r>
+      </w:del>
+      <w:del w:id="189" w:author="PR Preview" w:date="2026-01-01T00:00:00Z">
+        <w:r>
+          <w:delText xml:space="preserve">, written</w:delText>
+        </w:r>
+      </w:del>
+      <w:del w:id="190" w:author="PR Preview" w:date="2026-01-01T00:00:00Z">
+        <w:r>
+          <w:delText xml:space="preserve"> </w:delText>
+        </w:r>
+      </w:del>
       <m:oMath>
         <m:r>
           <m:rPr>
@@ -2056,43 +3383,618 @@
           <m:t>θ</m:t>
         </m:r>
       </m:oMath>
-      <w:r>
-        <w:t xml:space="preserve">.</w:t>
-      </w:r>
-      <w:r>
-        <w:t xml:space="preserve"> </w:t>
-      </w:r>
-      <w:r>
-        <w:t xml:space="preserve">The sine is one of the trigonometric functions</w:t>
-      </w:r>
-      <w:r>
-        <w:t xml:space="preserve"> </w:t>
-      </w:r>
-      <w:r>
-        <w:t xml:space="preserve">[4]</w:t>
-      </w:r>
-      <w:r>
-        <w:t xml:space="preserve">.</w:t>
-      </w:r>
+      <w:del w:id="191" w:author="PR Preview" w:date="2026-01-01T00:00:00Z">
+        <w:r>
+          <w:delText xml:space="preserve">.</w:delText>
+        </w:r>
+      </w:del>
+      <w:del w:id="192" w:author="PR Preview" w:date="2026-01-01T00:00:00Z">
+        <w:r>
+          <w:delText xml:space="preserve"> </w:delText>
+        </w:r>
+      </w:del>
+      <w:del w:id="193" w:author="PR Preview" w:date="2026-01-01T00:00:00Z">
+        <w:r>
+          <w:delText xml:space="preserve">The sine is one of the trigonometric functions</w:delText>
+        </w:r>
+      </w:del>
+      <w:del w:id="194" w:author="PR Preview" w:date="2026-01-01T00:00:00Z">
+        <w:r>
+          <w:delText xml:space="preserve"> </w:delText>
+        </w:r>
+      </w:del>
+      <w:del w:id="195" w:author="PR Preview" w:date="2026-01-01T00:00:00Z">
+        <w:r>
+          <w:delText xml:space="preserve">[4]</w:delText>
+        </w:r>
+      </w:del>
+      <w:del w:id="196" w:author="PR Preview" w:date="2026-01-01T00:00:00Z">
+        <w:r>
+          <w:delText xml:space="preserve">.</w:delText>
+        </w:r>
+      </w:del>
     </w:p>
-    <w:bookmarkEnd w:id="15"/>
-    <w:bookmarkStart w:id="16" w:name="exm-sine"/>
     <w:p>
       <w:pPr>
         <w:pStyle w:val="BodyText"/>
       </w:pPr>
-      <w:r>
-        <w:rPr>
-          <w:b/>
-          <w:bCs/>
-        </w:rPr>
-        <w:t xml:space="preserve">Example 4 (Sines of some angles)</w:t>
-      </w:r>
-      <w:r>
-        <w:t xml:space="preserve"> </w:t>
-      </w:r>
-      <w:r>
-        <w:t xml:space="preserve"> </w:t>
+      <w:del w:id="197" w:author="PR Preview" w:date="2026-01-01T00:00:00Z">
+        <w:r>
+          <w:rPr>
+            <w:b/>
+            <w:bCs/>
+          </w:rPr>
+          <w:delText xml:space="preserve">Example 4 (Sines of some angles)</w:delText>
+        </w:r>
+      </w:del>
+      <w:del w:id="198" w:author="PR Preview" w:date="2026-01-01T00:00:00Z">
+        <w:r>
+          <w:delText xml:space="preserve"> </w:delText>
+        </w:r>
+      </w:del>
+      <w:del w:id="199" w:author="PR Preview" w:date="2026-01-01T00:00:00Z">
+        <w:r>
+          <w:delText xml:space="preserve"> </w:delText>
+        </w:r>
+      </w:del>
+    </w:p>
+    <w:p>
+      <w:pPr>
+        <w:pStyle w:val="BodyText"/>
+      </w:pPr>
+      <w:ins w:id="200" w:author="PR Preview" w:date="2026-01-01T00:00:00Z">
+        <w:r>
+          <w:rPr>
+            <w:b/>
+            <w:bCs/>
+          </w:rPr>
+          <w:t xml:space="preserve">Definition 5 (Sine)</w:t>
+        </w:r>
+      </w:ins>
+      <w:ins w:id="201" w:author="PR Preview" w:date="2026-01-01T00:00:00Z">
+        <w:r>
+          <w:t xml:space="preserve"> </w:t>
+        </w:r>
+      </w:ins>
+      <w:ins w:id="202" w:author="PR Preview" w:date="2026-01-01T00:00:00Z">
+        <w:r>
+          <w:t xml:space="preserve">For a real number</w:t>
+        </w:r>
+      </w:ins>
+      <w:ins w:id="203" w:author="PR Preview" w:date="2026-01-01T00:00:00Z">
+        <w:r>
+          <w:t xml:space="preserve"> </w:t>
+        </w:r>
+      </w:ins>
+      <m:oMath>
+        <m:r>
+          <m:t>θ</m:t>
+        </m:r>
+      </m:oMath>
+      <w:ins w:id="204" w:author="PR Preview" w:date="2026-01-01T00:00:00Z">
+        <w:r>
+          <w:t xml:space="preserve">, the second coordinate of the point reached from</w:t>
+        </w:r>
+      </w:ins>
+      <w:ins w:id="205" w:author="PR Preview" w:date="2026-01-01T00:00:00Z">
+        <w:r>
+          <w:t xml:space="preserve"> </w:t>
+        </w:r>
+      </w:ins>
+      <m:oMath>
+        <m:r>
+          <m:rPr>
+            <m:sty m:val="p"/>
+          </m:rPr>
+          <m:t>(</m:t>
+        </m:r>
+        <m:r>
+          <m:t>1</m:t>
+        </m:r>
+        <m:r>
+          <m:rPr>
+            <m:sty m:val="p"/>
+          </m:rPr>
+          <m:t>,</m:t>
+        </m:r>
+        <m:r>
+          <m:t>0</m:t>
+        </m:r>
+        <m:r>
+          <m:rPr>
+            <m:sty m:val="p"/>
+          </m:rPr>
+          <m:t>)</m:t>
+        </m:r>
+      </m:oMath>
+      <w:ins w:id="206" w:author="PR Preview" w:date="2026-01-01T00:00:00Z">
+        <w:r>
+          <w:t xml:space="preserve"> </w:t>
+        </w:r>
+      </w:ins>
+      <w:ins w:id="207" w:author="PR Preview" w:date="2026-01-01T00:00:00Z">
+        <w:r>
+          <w:t xml:space="preserve">by moving a distance</w:t>
+        </w:r>
+      </w:ins>
+      <w:ins w:id="208" w:author="PR Preview" w:date="2026-01-01T00:00:00Z">
+        <w:r>
+          <w:t xml:space="preserve"> </w:t>
+        </w:r>
+      </w:ins>
+      <m:oMath>
+        <m:r>
+          <m:t>​</m:t>
+        </m:r>
+        <m:d>
+          <m:dPr>
+            <m:begChr m:val="|"/>
+            <m:sepChr m:val=""/>
+            <m:endChr m:val="|"/>
+            <m:grow/>
+          </m:dPr>
+          <m:e>
+            <m:r>
+              <m:t>θ</m:t>
+            </m:r>
+          </m:e>
+        </m:d>
+        <m:r>
+          <m:t>​</m:t>
+        </m:r>
+      </m:oMath>
+      <w:ins w:id="209" w:author="PR Preview" w:date="2026-01-01T00:00:00Z">
+        <w:r>
+          <w:t xml:space="preserve"> </w:t>
+        </w:r>
+      </w:ins>
+      <w:ins w:id="210" w:author="PR Preview" w:date="2026-01-01T00:00:00Z">
+        <w:r>
+          <w:t xml:space="preserve">along the unit circle (</w:t>
+        </w:r>
+      </w:ins>
+      <w:hyperlink w:anchor="def-cosine-sine">
+        <w:ins w:id="211" w:author="PR Preview" w:date="2026-01-01T00:00:00Z">
+          <w:r>
+            <w:rPr>
+              <w:rStyle w:val="Hyperlink"/>
+            </w:rPr>
+            <w:t xml:space="preserve">Definition 4</w:t>
+          </w:r>
+        </w:ins>
+      </w:hyperlink>
+      <w:ins w:id="212" w:author="PR Preview" w:date="2026-01-01T00:00:00Z">
+        <w:r>
+          <w:t xml:space="preserve">)</w:t>
+        </w:r>
+      </w:ins>
+      <w:ins w:id="213" w:author="PR Preview" w:date="2026-01-01T00:00:00Z">
+        <w:r>
+          <w:t xml:space="preserve"> </w:t>
+        </w:r>
+      </w:ins>
+      <w:ins w:id="214" w:author="PR Preview" w:date="2026-01-01T00:00:00Z">
+        <w:r>
+          <w:t xml:space="preserve">is the</w:t>
+        </w:r>
+      </w:ins>
+      <w:ins w:id="215" w:author="PR Preview" w:date="2026-01-01T00:00:00Z">
+        <w:r>
+          <w:t xml:space="preserve"> </w:t>
+        </w:r>
+      </w:ins>
+      <w:ins w:id="216" w:author="PR Preview" w:date="2026-01-01T00:00:00Z">
+        <w:r>
+          <w:rPr>
+            <w:b/>
+            <w:bCs/>
+          </w:rPr>
+          <w:t xml:space="preserve">sine</w:t>
+        </w:r>
+      </w:ins>
+      <w:ins w:id="217" w:author="PR Preview" w:date="2026-01-01T00:00:00Z">
+        <w:r>
+          <w:t xml:space="preserve"> </w:t>
+        </w:r>
+      </w:ins>
+      <w:ins w:id="218" w:author="PR Preview" w:date="2026-01-01T00:00:00Z">
+        <w:r>
+          <w:t xml:space="preserve">of</w:t>
+        </w:r>
+      </w:ins>
+      <w:ins w:id="219" w:author="PR Preview" w:date="2026-01-01T00:00:00Z">
+        <w:r>
+          <w:t xml:space="preserve"> </w:t>
+        </w:r>
+      </w:ins>
+      <m:oMath>
+        <m:r>
+          <m:t>θ</m:t>
+        </m:r>
+      </m:oMath>
+      <w:ins w:id="220" w:author="PR Preview" w:date="2026-01-01T00:00:00Z">
+        <w:r>
+          <w:t xml:space="preserve"> </w:t>
+        </w:r>
+      </w:ins>
+      <w:ins w:id="221" w:author="PR Preview" w:date="2026-01-01T00:00:00Z">
+        <w:r>
+          <w:t xml:space="preserve">[3]</w:t>
+        </w:r>
+      </w:ins>
+      <w:ins w:id="222" w:author="PR Preview" w:date="2026-01-01T00:00:00Z">
+        <w:r>
+          <w:t xml:space="preserve">, written</w:t>
+        </w:r>
+      </w:ins>
+      <w:ins w:id="223" w:author="PR Preview" w:date="2026-01-01T00:00:00Z">
+        <w:r>
+          <w:t xml:space="preserve"> </w:t>
+        </w:r>
+      </w:ins>
+      <m:oMath>
+        <m:r>
+          <m:rPr>
+            <m:sty m:val="p"/>
+          </m:rPr>
+          <m:t>sin</m:t>
+        </m:r>
+        <m:r>
+          <m:t>θ</m:t>
+        </m:r>
+      </m:oMath>
+      <w:ins w:id="224" w:author="PR Preview" w:date="2026-01-01T00:00:00Z">
+        <w:r>
+          <w:t xml:space="preserve">.</w:t>
+        </w:r>
+      </w:ins>
+      <w:ins w:id="225" w:author="PR Preview" w:date="2026-01-01T00:00:00Z">
+        <w:r>
+          <w:t xml:space="preserve"> </w:t>
+        </w:r>
+      </w:ins>
+      <w:ins w:id="226" w:author="PR Preview" w:date="2026-01-01T00:00:00Z">
+        <w:r>
+          <w:t xml:space="preserve">The sine is one of the trigonometric functions</w:t>
+        </w:r>
+      </w:ins>
+      <w:ins w:id="227" w:author="PR Preview" w:date="2026-01-01T00:00:00Z">
+        <w:r>
+          <w:t xml:space="preserve"> </w:t>
+        </w:r>
+      </w:ins>
+      <w:ins w:id="228" w:author="PR Preview" w:date="2026-01-01T00:00:00Z">
+        <w:r>
+          <w:t xml:space="preserve">[4]</w:t>
+        </w:r>
+      </w:ins>
+      <w:ins w:id="229" w:author="PR Preview" w:date="2026-01-01T00:00:00Z">
+        <w:r>
+          <w:t xml:space="preserve">.</w:t>
+        </w:r>
+      </w:ins>
+    </w:p>
+    <w:bookmarkEnd w:id="18"/>
+    <w:bookmarkStart w:id="19" w:name="exm-sine"/>
+    <w:p>
+      <w:pPr>
+        <w:pStyle w:val="BodyText"/>
+      </w:pPr>
+      <w:ins w:id="230" w:author="PR Preview" w:date="2026-01-01T00:00:00Z">
+        <w:r>
+          <w:rPr>
+            <w:b/>
+            <w:bCs/>
+          </w:rPr>
+          <w:t xml:space="preserve">Example 5 (Sines of some angles)</w:t>
+        </w:r>
+      </w:ins>
+      <w:ins w:id="231" w:author="PR Preview" w:date="2026-01-01T00:00:00Z">
+        <w:r>
+          <w:t xml:space="preserve"> </w:t>
+        </w:r>
+      </w:ins>
+      <w:ins w:id="232" w:author="PR Preview" w:date="2026-01-01T00:00:00Z">
+        <w:r>
+          <w:t xml:space="preserve"> </w:t>
+        </w:r>
+      </w:ins>
+    </w:p>
+    <w:p>
+      <w:pPr>
+        <w:pStyle w:val="Compact"/>
+        <w:numPr>
+          <w:ilvl w:val="0"/>
+          <w:numId w:val="1004"/>
+        </w:numPr>
+      </w:pPr>
+      <m:oMath>
+        <m:r>
+          <m:t>θ</m:t>
+        </m:r>
+        <m:r>
+          <m:rPr>
+            <m:sty m:val="p"/>
+          </m:rPr>
+          <m:t>=</m:t>
+        </m:r>
+        <m:r>
+          <m:t>0</m:t>
+        </m:r>
+      </m:oMath>
+      <w:r>
+        <w:t xml:space="preserve"> </w:t>
+      </w:r>
+      <w:r>
+        <w:t xml:space="preserve">stays at</w:t>
+      </w:r>
+      <w:r>
+        <w:t xml:space="preserve"> </w:t>
+      </w:r>
+      <m:oMath>
+        <m:r>
+          <m:rPr>
+            <m:sty m:val="p"/>
+          </m:rPr>
+          <m:t>(</m:t>
+        </m:r>
+        <m:r>
+          <m:t>1</m:t>
+        </m:r>
+        <m:r>
+          <m:rPr>
+            <m:sty m:val="p"/>
+          </m:rPr>
+          <m:t>,</m:t>
+        </m:r>
+        <m:r>
+          <m:t>0</m:t>
+        </m:r>
+        <m:r>
+          <m:rPr>
+            <m:sty m:val="p"/>
+          </m:rPr>
+          <m:t>)</m:t>
+        </m:r>
+      </m:oMath>
+      <w:r>
+        <w:t xml:space="preserve">, so</w:t>
+      </w:r>
+      <w:r>
+        <w:t xml:space="preserve"> </w:t>
+      </w:r>
+      <m:oMath>
+        <m:r>
+          <m:rPr>
+            <m:sty m:val="p"/>
+          </m:rPr>
+          <m:t>sin</m:t>
+        </m:r>
+        <m:r>
+          <m:t>0</m:t>
+        </m:r>
+        <m:r>
+          <m:rPr>
+            <m:sty m:val="p"/>
+          </m:rPr>
+          <m:t>=</m:t>
+        </m:r>
+        <m:r>
+          <m:t>0</m:t>
+        </m:r>
+      </m:oMath>
+      <w:r>
+        <w:t xml:space="preserve">.</w:t>
+      </w:r>
+    </w:p>
+    <w:p>
+      <w:pPr>
+        <w:pStyle w:val="Compact"/>
+        <w:numPr>
+          <w:ilvl w:val="0"/>
+          <w:numId w:val="1004"/>
+        </w:numPr>
+      </w:pPr>
+      <m:oMath>
+        <m:r>
+          <m:t>θ</m:t>
+        </m:r>
+        <m:r>
+          <m:rPr>
+            <m:sty m:val="p"/>
+          </m:rPr>
+          <m:t>=</m:t>
+        </m:r>
+        <m:r>
+          <m:t>π</m:t>
+        </m:r>
+      </m:oMath>
+      <w:r>
+        <w:t xml:space="preserve"> </w:t>
+      </w:r>
+      <w:r>
+        <w:t xml:space="preserve">goes half way around the circle, to</w:t>
+      </w:r>
+      <w:r>
+        <w:t xml:space="preserve"> </w:t>
+      </w:r>
+      <m:oMath>
+        <m:r>
+          <m:rPr>
+            <m:sty m:val="p"/>
+          </m:rPr>
+          <m:t>(</m:t>
+        </m:r>
+        <m:r>
+          <m:rPr>
+            <m:sty m:val="p"/>
+          </m:rPr>
+          <m:t>−</m:t>
+        </m:r>
+        <m:r>
+          <m:t>1</m:t>
+        </m:r>
+        <m:r>
+          <m:rPr>
+            <m:sty m:val="p"/>
+          </m:rPr>
+          <m:t>,</m:t>
+        </m:r>
+        <m:r>
+          <m:t>0</m:t>
+        </m:r>
+        <m:r>
+          <m:rPr>
+            <m:sty m:val="p"/>
+          </m:rPr>
+          <m:t>)</m:t>
+        </m:r>
+      </m:oMath>
+      <w:r>
+        <w:t xml:space="preserve">, so</w:t>
+      </w:r>
+      <w:r>
+        <w:t xml:space="preserve"> </w:t>
+      </w:r>
+      <m:oMath>
+        <m:r>
+          <m:rPr>
+            <m:sty m:val="p"/>
+          </m:rPr>
+          <m:t>sin</m:t>
+        </m:r>
+        <m:r>
+          <m:t>π</m:t>
+        </m:r>
+        <m:r>
+          <m:rPr>
+            <m:sty m:val="p"/>
+          </m:rPr>
+          <m:t>=</m:t>
+        </m:r>
+        <m:r>
+          <m:t>0</m:t>
+        </m:r>
+      </m:oMath>
+      <w:r>
+        <w:t xml:space="preserve">.</w:t>
+      </w:r>
+    </w:p>
+    <w:p>
+      <w:pPr>
+        <w:pStyle w:val="Compact"/>
+        <w:numPr>
+          <w:ilvl w:val="0"/>
+          <w:numId w:val="1004"/>
+        </w:numPr>
+      </w:pPr>
+      <m:oMath>
+        <m:r>
+          <m:t>θ</m:t>
+        </m:r>
+        <m:r>
+          <m:rPr>
+            <m:sty m:val="p"/>
+          </m:rPr>
+          <m:t>=</m:t>
+        </m:r>
+        <m:r>
+          <m:t>π</m:t>
+        </m:r>
+        <m:r>
+          <m:rPr>
+            <m:sty m:val="p"/>
+          </m:rPr>
+          <m:t>/</m:t>
+        </m:r>
+        <m:r>
+          <m:t>2</m:t>
+        </m:r>
+      </m:oMath>
+      <w:r>
+        <w:t xml:space="preserve"> </w:t>
+      </w:r>
+      <w:r>
+        <w:t xml:space="preserve">goes a quarter of the way round, to</w:t>
+      </w:r>
+      <w:r>
+        <w:t xml:space="preserve"> </w:t>
+      </w:r>
+      <m:oMath>
+        <m:r>
+          <m:rPr>
+            <m:sty m:val="p"/>
+          </m:rPr>
+          <m:t>(</m:t>
+        </m:r>
+        <m:r>
+          <m:t>0</m:t>
+        </m:r>
+        <m:r>
+          <m:rPr>
+            <m:sty m:val="p"/>
+          </m:rPr>
+          <m:t>,</m:t>
+        </m:r>
+        <m:r>
+          <m:t>1</m:t>
+        </m:r>
+        <m:r>
+          <m:rPr>
+            <m:sty m:val="p"/>
+          </m:rPr>
+          <m:t>)</m:t>
+        </m:r>
+      </m:oMath>
+      <w:r>
+        <w:t xml:space="preserve">, so</w:t>
+      </w:r>
+      <w:r>
+        <w:t xml:space="preserve"> </w:t>
+      </w:r>
+      <m:oMath>
+        <m:r>
+          <m:rPr>
+            <m:sty m:val="p"/>
+          </m:rPr>
+          <m:t>sin</m:t>
+        </m:r>
+        <m:r>
+          <m:rPr>
+            <m:sty m:val="p"/>
+          </m:rPr>
+          <m:t>(</m:t>
+        </m:r>
+        <m:r>
+          <m:t>π</m:t>
+        </m:r>
+        <m:r>
+          <m:rPr>
+            <m:sty m:val="p"/>
+          </m:rPr>
+          <m:t>/</m:t>
+        </m:r>
+        <m:r>
+          <m:t>2</m:t>
+        </m:r>
+        <m:r>
+          <m:rPr>
+            <m:sty m:val="p"/>
+          </m:rPr>
+          <m:t>)</m:t>
+        </m:r>
+        <m:r>
+          <m:rPr>
+            <m:sty m:val="p"/>
+          </m:rPr>
+          <m:t>=</m:t>
+        </m:r>
+        <m:r>
+          <m:t>1</m:t>
+        </m:r>
+      </m:oMath>
+      <w:r>
+        <w:t xml:space="preserve">.</w:t>
       </w:r>
     </w:p>
     <w:p>
@@ -2114,188 +4016,8 @@
           <m:t>=</m:t>
         </m:r>
         <m:r>
-          <m:t>0</m:t>
-        </m:r>
-      </m:oMath>
-      <w:r>
-        <w:t xml:space="preserve"> </w:t>
-      </w:r>
-      <w:r>
-        <w:t xml:space="preserve">stays at</w:t>
-      </w:r>
-      <w:r>
-        <w:t xml:space="preserve"> </w:t>
-      </w:r>
-      <m:oMath>
-        <m:r>
-          <m:rPr>
-            <m:sty m:val="p"/>
-          </m:rPr>
-          <m:t>(</m:t>
-        </m:r>
-        <m:r>
-          <m:t>1</m:t>
-        </m:r>
-        <m:r>
-          <m:rPr>
-            <m:sty m:val="p"/>
-          </m:rPr>
-          <m:t>,</m:t>
-        </m:r>
-        <m:r>
-          <m:t>0</m:t>
-        </m:r>
-        <m:r>
-          <m:rPr>
-            <m:sty m:val="p"/>
-          </m:rPr>
-          <m:t>)</m:t>
-        </m:r>
-      </m:oMath>
-      <w:r>
-        <w:t xml:space="preserve">, so</w:t>
-      </w:r>
-      <w:r>
-        <w:t xml:space="preserve"> </w:t>
-      </w:r>
-      <m:oMath>
-        <m:r>
-          <m:rPr>
-            <m:sty m:val="p"/>
-          </m:rPr>
-          <m:t>sin</m:t>
-        </m:r>
-        <m:r>
-          <m:t>0</m:t>
-        </m:r>
-        <m:r>
-          <m:rPr>
-            <m:sty m:val="p"/>
-          </m:rPr>
-          <m:t>=</m:t>
-        </m:r>
-        <m:r>
-          <m:t>0</m:t>
-        </m:r>
-      </m:oMath>
-      <w:r>
-        <w:t xml:space="preserve">.</w:t>
-      </w:r>
-    </w:p>
-    <w:p>
-      <w:pPr>
-        <w:pStyle w:val="Compact"/>
-        <w:numPr>
-          <w:ilvl w:val="0"/>
-          <w:numId w:val="1003"/>
-        </w:numPr>
-      </w:pPr>
-      <m:oMath>
-        <m:r>
-          <m:t>θ</m:t>
-        </m:r>
-        <m:r>
-          <m:rPr>
-            <m:sty m:val="p"/>
-          </m:rPr>
-          <m:t>=</m:t>
-        </m:r>
-        <m:r>
           <m:t>π</m:t>
         </m:r>
-      </m:oMath>
-      <w:r>
-        <w:t xml:space="preserve"> </w:t>
-      </w:r>
-      <w:r>
-        <w:t xml:space="preserve">goes half way around the circle, to</w:t>
-      </w:r>
-      <w:r>
-        <w:t xml:space="preserve"> </w:t>
-      </w:r>
-      <m:oMath>
-        <m:r>
-          <m:rPr>
-            <m:sty m:val="p"/>
-          </m:rPr>
-          <m:t>(</m:t>
-        </m:r>
-        <m:r>
-          <m:rPr>
-            <m:sty m:val="p"/>
-          </m:rPr>
-          <m:t>−</m:t>
-        </m:r>
-        <m:r>
-          <m:t>1</m:t>
-        </m:r>
-        <m:r>
-          <m:rPr>
-            <m:sty m:val="p"/>
-          </m:rPr>
-          <m:t>,</m:t>
-        </m:r>
-        <m:r>
-          <m:t>0</m:t>
-        </m:r>
-        <m:r>
-          <m:rPr>
-            <m:sty m:val="p"/>
-          </m:rPr>
-          <m:t>)</m:t>
-        </m:r>
-      </m:oMath>
-      <w:r>
-        <w:t xml:space="preserve">, so</w:t>
-      </w:r>
-      <w:r>
-        <w:t xml:space="preserve"> </w:t>
-      </w:r>
-      <m:oMath>
-        <m:r>
-          <m:rPr>
-            <m:sty m:val="p"/>
-          </m:rPr>
-          <m:t>sin</m:t>
-        </m:r>
-        <m:r>
-          <m:t>π</m:t>
-        </m:r>
-        <m:r>
-          <m:rPr>
-            <m:sty m:val="p"/>
-          </m:rPr>
-          <m:t>=</m:t>
-        </m:r>
-        <m:r>
-          <m:t>0</m:t>
-        </m:r>
-      </m:oMath>
-      <w:r>
-        <w:t xml:space="preserve">.</w:t>
-      </w:r>
-    </w:p>
-    <w:p>
-      <w:pPr>
-        <w:pStyle w:val="Compact"/>
-        <w:numPr>
-          <w:ilvl w:val="0"/>
-          <w:numId w:val="1003"/>
-        </w:numPr>
-      </w:pPr>
-      <m:oMath>
-        <m:r>
-          <m:t>θ</m:t>
-        </m:r>
-        <m:r>
-          <m:rPr>
-            <m:sty m:val="p"/>
-          </m:rPr>
-          <m:t>=</m:t>
-        </m:r>
-        <m:r>
-          <m:t>π</m:t>
-        </m:r>
         <m:r>
           <m:rPr>
             <m:sty m:val="p"/>
@@ -2303,135 +4025,24 @@
           <m:t>/</m:t>
         </m:r>
         <m:r>
-          <m:t>2</m:t>
-        </m:r>
-      </m:oMath>
-      <w:r>
-        <w:t xml:space="preserve"> </w:t>
-      </w:r>
-      <w:r>
-        <w:t xml:space="preserve">goes a quarter of the way round, to</w:t>
-      </w:r>
-      <w:r>
-        <w:t xml:space="preserve"> </w:t>
-      </w:r>
-      <m:oMath>
-        <m:r>
-          <m:rPr>
-            <m:sty m:val="p"/>
-          </m:rPr>
-          <m:t>(</m:t>
-        </m:r>
-        <m:r>
-          <m:t>0</m:t>
-        </m:r>
-        <m:r>
-          <m:rPr>
-            <m:sty m:val="p"/>
-          </m:rPr>
-          <m:t>,</m:t>
-        </m:r>
-        <m:r>
-          <m:t>1</m:t>
-        </m:r>
-        <m:r>
-          <m:rPr>
-            <m:sty m:val="p"/>
-          </m:rPr>
-          <m:t>)</m:t>
-        </m:r>
-      </m:oMath>
-      <w:r>
-        <w:t xml:space="preserve">, so</w:t>
-      </w:r>
-      <w:r>
-        <w:t xml:space="preserve"> </w:t>
-      </w:r>
-      <m:oMath>
-        <m:r>
-          <m:rPr>
-            <m:sty m:val="p"/>
-          </m:rPr>
-          <m:t>sin</m:t>
-        </m:r>
-        <m:r>
-          <m:rPr>
-            <m:sty m:val="p"/>
-          </m:rPr>
-          <m:t>(</m:t>
-        </m:r>
-        <m:r>
-          <m:t>π</m:t>
-        </m:r>
-        <m:r>
-          <m:rPr>
-            <m:sty m:val="p"/>
-          </m:rPr>
-          <m:t>/</m:t>
-        </m:r>
-        <m:r>
-          <m:t>2</m:t>
-        </m:r>
-        <m:r>
-          <m:rPr>
-            <m:sty m:val="p"/>
-          </m:rPr>
-          <m:t>)</m:t>
-        </m:r>
-        <m:r>
-          <m:rPr>
-            <m:sty m:val="p"/>
-          </m:rPr>
-          <m:t>=</m:t>
-        </m:r>
-        <m:r>
-          <m:t>1</m:t>
-        </m:r>
-      </m:oMath>
-      <w:r>
-        <w:t xml:space="preserve">.</w:t>
-      </w:r>
-    </w:p>
-    <w:p>
-      <w:pPr>
-        <w:pStyle w:val="Compact"/>
-        <w:numPr>
-          <w:ilvl w:val="0"/>
-          <w:numId w:val="1003"/>
-        </w:numPr>
-      </w:pPr>
-      <m:oMath>
-        <m:r>
-          <m:t>θ</m:t>
-        </m:r>
-        <m:r>
-          <m:rPr>
-            <m:sty m:val="p"/>
-          </m:rPr>
-          <m:t>=</m:t>
-        </m:r>
-        <m:r>
-          <m:t>π</m:t>
-        </m:r>
-        <m:r>
-          <m:rPr>
-            <m:sty m:val="p"/>
-          </m:rPr>
-          <m:t>/</m:t>
-        </m:r>
-        <m:r>
           <m:t>4</m:t>
         </m:r>
       </m:oMath>
-      <w:r>
-        <w:t xml:space="preserve"> </w:t>
-      </w:r>
-      <w:r>
-        <w:t xml:space="preserve">reaches the point with</w:t>
-      </w:r>
-      <w:r>
-        <w:t xml:space="preserve"> </w:t>
-      </w:r>
+      <w:del w:id="233" w:author="PR Preview" w:date="2026-01-01T00:00:00Z">
+        <w:r>
+          <w:delText xml:space="preserve"> </w:delText>
+        </w:r>
+      </w:del>
+      <w:del w:id="234" w:author="PR Preview" w:date="2026-01-01T00:00:00Z">
+        <w:r>
+          <w:delText xml:space="preserve">reaches the point with</w:delText>
+        </w:r>
+      </w:del>
+      <w:del w:id="235" w:author="PR Preview" w:date="2026-01-01T00:00:00Z">
+        <w:r>
+          <w:delText xml:space="preserve"> </w:delText>
+        </w:r>
+      </w:del>
       <m:oMath>
         <m:sSub>
           <m:e>
@@ -2493,32 +4104,46 @@
           </m:den>
         </m:f>
       </m:oMath>
-      <w:r>
-        <w:t xml:space="preserve"> </w:t>
-      </w:r>
-      <w:r>
-        <w:t xml:space="preserve">(</w:t>
-      </w:r>
+      <w:del w:id="236" w:author="PR Preview" w:date="2026-01-01T00:00:00Z">
+        <w:r>
+          <w:delText xml:space="preserve"> </w:delText>
+        </w:r>
+      </w:del>
+      <w:del w:id="237" w:author="PR Preview" w:date="2026-01-01T00:00:00Z">
+        <w:r>
+          <w:delText xml:space="preserve">(</w:delText>
+        </w:r>
+      </w:del>
       <w:hyperlink w:anchor="exm-cosine-sine">
-        <w:r>
-          <w:rPr>
-            <w:rStyle w:val="Hyperlink"/>
-          </w:rPr>
-          <w:t xml:space="preserve">Example 3</w:t>
-        </w:r>
+        <w:del w:id="238" w:author="PR Preview" w:date="2026-01-01T00:00:00Z">
+          <w:r>
+            <w:rPr>
+              <w:rStyle w:val="Hyperlink"/>
+            </w:rPr>
+            <w:delText xml:space="preserve">Example 3</w:delText>
+          </w:r>
+        </w:del>
       </w:hyperlink>
-      <w:r>
-        <w:t xml:space="preserve">),</w:t>
-      </w:r>
-      <w:r>
-        <w:t xml:space="preserve"> </w:t>
-      </w:r>
-      <w:r>
-        <w:t xml:space="preserve">so</w:t>
-      </w:r>
-      <w:r>
-        <w:t xml:space="preserve"> </w:t>
-      </w:r>
+      <w:del w:id="239" w:author="PR Preview" w:date="2026-01-01T00:00:00Z">
+        <w:r>
+          <w:delText xml:space="preserve">),</w:delText>
+        </w:r>
+      </w:del>
+      <w:del w:id="240" w:author="PR Preview" w:date="2026-01-01T00:00:00Z">
+        <w:r>
+          <w:delText xml:space="preserve"> </w:delText>
+        </w:r>
+      </w:del>
+      <w:del w:id="241" w:author="PR Preview" w:date="2026-01-01T00:00:00Z">
+        <w:r>
+          <w:delText xml:space="preserve">so</w:delText>
+        </w:r>
+      </w:del>
+      <w:del w:id="242" w:author="PR Preview" w:date="2026-01-01T00:00:00Z">
+        <w:r>
+          <w:delText xml:space="preserve"> </w:delText>
+        </w:r>
+      </w:del>
       <m:oMath>
         <m:r>
           <m:rPr>
@@ -2580,12 +4205,228 @@
           </m:den>
         </m:f>
       </m:oMath>
-      <w:r>
-        <w:t xml:space="preserve">.</w:t>
-      </w:r>
+      <w:del w:id="243" w:author="PR Preview" w:date="2026-01-01T00:00:00Z">
+        <w:r>
+          <w:delText xml:space="preserve">.</w:delText>
+        </w:r>
+      </w:del>
     </w:p>
-    <w:bookmarkEnd w:id="16"/>
-    <w:bookmarkStart w:id="17" w:name="thm-cosine-sine-identity"/>
+    <w:p>
+      <w:pPr>
+        <w:pStyle w:val="Compact"/>
+        <w:numPr>
+          <w:ilvl w:val="0"/>
+          <w:numId w:val="1004"/>
+        </w:numPr>
+      </w:pPr>
+      <m:oMath>
+        <m:r>
+          <m:t>θ</m:t>
+        </m:r>
+        <m:r>
+          <m:rPr>
+            <m:sty m:val="p"/>
+          </m:rPr>
+          <m:t>=</m:t>
+        </m:r>
+        <m:r>
+          <m:t>π</m:t>
+        </m:r>
+        <m:r>
+          <m:rPr>
+            <m:sty m:val="p"/>
+          </m:rPr>
+          <m:t>/</m:t>
+        </m:r>
+        <m:r>
+          <m:t>4</m:t>
+        </m:r>
+      </m:oMath>
+      <w:ins w:id="244" w:author="PR Preview" w:date="2026-01-01T00:00:00Z">
+        <w:r>
+          <w:t xml:space="preserve"> </w:t>
+        </w:r>
+      </w:ins>
+      <w:ins w:id="245" w:author="PR Preview" w:date="2026-01-01T00:00:00Z">
+        <w:r>
+          <w:t xml:space="preserve">reaches the point with</w:t>
+        </w:r>
+      </w:ins>
+      <w:ins w:id="246" w:author="PR Preview" w:date="2026-01-01T00:00:00Z">
+        <w:r>
+          <w:t xml:space="preserve"> </w:t>
+        </w:r>
+      </w:ins>
+      <m:oMath>
+        <m:sSub>
+          <m:e>
+            <m:r>
+              <m:t>x</m:t>
+            </m:r>
+          </m:e>
+          <m:sub>
+            <m:r>
+              <m:t>1</m:t>
+            </m:r>
+          </m:sub>
+        </m:sSub>
+        <m:r>
+          <m:rPr>
+            <m:sty m:val="p"/>
+          </m:rPr>
+          <m:t>=</m:t>
+        </m:r>
+        <m:sSub>
+          <m:e>
+            <m:r>
+              <m:t>x</m:t>
+            </m:r>
+          </m:e>
+          <m:sub>
+            <m:r>
+              <m:t>2</m:t>
+            </m:r>
+          </m:sub>
+        </m:sSub>
+        <m:r>
+          <m:rPr>
+            <m:sty m:val="p"/>
+          </m:rPr>
+          <m:t>=</m:t>
+        </m:r>
+        <m:f>
+          <m:fPr>
+            <m:type m:val="lin"/>
+          </m:fPr>
+          <m:num>
+            <m:r>
+              <m:t>1</m:t>
+            </m:r>
+          </m:num>
+          <m:den>
+            <m:rad>
+              <m:radPr>
+                <m:degHide m:val="on"/>
+              </m:radPr>
+              <m:deg/>
+              <m:e>
+                <m:r>
+                  <m:t>2</m:t>
+                </m:r>
+              </m:e>
+            </m:rad>
+          </m:den>
+        </m:f>
+      </m:oMath>
+      <w:ins w:id="247" w:author="PR Preview" w:date="2026-01-01T00:00:00Z">
+        <w:r>
+          <w:t xml:space="preserve"> </w:t>
+        </w:r>
+      </w:ins>
+      <w:ins w:id="248" w:author="PR Preview" w:date="2026-01-01T00:00:00Z">
+        <w:r>
+          <w:t xml:space="preserve">(</w:t>
+        </w:r>
+      </w:ins>
+      <w:hyperlink w:anchor="exm-cosine-sine">
+        <w:ins w:id="249" w:author="PR Preview" w:date="2026-01-01T00:00:00Z">
+          <w:r>
+            <w:rPr>
+              <w:rStyle w:val="Hyperlink"/>
+            </w:rPr>
+            <w:t xml:space="preserve">Example 4</w:t>
+          </w:r>
+        </w:ins>
+      </w:hyperlink>
+      <w:ins w:id="250" w:author="PR Preview" w:date="2026-01-01T00:00:00Z">
+        <w:r>
+          <w:t xml:space="preserve">),</w:t>
+        </w:r>
+      </w:ins>
+      <w:ins w:id="251" w:author="PR Preview" w:date="2026-01-01T00:00:00Z">
+        <w:r>
+          <w:t xml:space="preserve"> </w:t>
+        </w:r>
+      </w:ins>
+      <w:ins w:id="252" w:author="PR Preview" w:date="2026-01-01T00:00:00Z">
+        <w:r>
+          <w:t xml:space="preserve">so</w:t>
+        </w:r>
+      </w:ins>
+      <w:ins w:id="253" w:author="PR Preview" w:date="2026-01-01T00:00:00Z">
+        <w:r>
+          <w:t xml:space="preserve"> </w:t>
+        </w:r>
+      </w:ins>
+      <m:oMath>
+        <m:r>
+          <m:rPr>
+            <m:sty m:val="p"/>
+          </m:rPr>
+          <m:t>sin</m:t>
+        </m:r>
+        <m:r>
+          <m:rPr>
+            <m:sty m:val="p"/>
+          </m:rPr>
+          <m:t>(</m:t>
+        </m:r>
+        <m:r>
+          <m:t>π</m:t>
+        </m:r>
+        <m:r>
+          <m:rPr>
+            <m:sty m:val="p"/>
+          </m:rPr>
+          <m:t>/</m:t>
+        </m:r>
+        <m:r>
+          <m:t>4</m:t>
+        </m:r>
+        <m:r>
+          <m:rPr>
+            <m:sty m:val="p"/>
+          </m:rPr>
+          <m:t>)</m:t>
+        </m:r>
+        <m:r>
+          <m:rPr>
+            <m:sty m:val="p"/>
+          </m:rPr>
+          <m:t>=</m:t>
+        </m:r>
+        <m:f>
+          <m:fPr>
+            <m:type m:val="lin"/>
+          </m:fPr>
+          <m:num>
+            <m:r>
+              <m:t>1</m:t>
+            </m:r>
+          </m:num>
+          <m:den>
+            <m:rad>
+              <m:radPr>
+                <m:degHide m:val="on"/>
+              </m:radPr>
+              <m:deg/>
+              <m:e>
+                <m:r>
+                  <m:t>2</m:t>
+                </m:r>
+              </m:e>
+            </m:rad>
+          </m:den>
+        </m:f>
+      </m:oMath>
+      <w:ins w:id="254" w:author="PR Preview" w:date="2026-01-01T00:00:00Z">
+        <w:r>
+          <w:t xml:space="preserve">.</w:t>
+        </w:r>
+      </w:ins>
+    </w:p>
+    <w:bookmarkEnd w:id="19"/>
+    <w:bookmarkStart w:id="20" w:name="thm-cosine-sine-identity"/>
     <w:p>
       <w:pPr>
         <w:pStyle w:val="FirstParagraph"/>
@@ -2690,7 +4531,7 @@
         </m:oMath>
       </m:oMathPara>
     </w:p>
-    <w:bookmarkEnd w:id="17"/>
+    <w:bookmarkEnd w:id="20"/>
     <w:p>
       <w:pPr>
         <w:pStyle w:val="FirstParagraph"/>
@@ -2830,25 +4671,29 @@
         <w:t xml:space="preserve">.</w:t>
       </w:r>
     </w:p>
-    <w:bookmarkStart w:id="22" w:name="exm-cosine-sine-unit-circle"/>
+    <w:bookmarkStart w:id="25" w:name="exm-cosine-sine-unit-circle"/>
     <w:p>
       <w:pPr>
         <w:pStyle w:val="BodyText"/>
       </w:pPr>
-      <w:r>
-        <w:rPr>
-          <w:b/>
-          <w:bCs/>
-        </w:rPr>
-        <w:t xml:space="preserve">Example 5 (The unit circle and the angle</w:t>
-      </w:r>
-      <w:r>
-        <w:rPr>
-          <w:b/>
-          <w:bCs/>
-        </w:rPr>
-        <w:t xml:space="preserve"> </w:t>
-      </w:r>
+      <w:del w:id="255" w:author="PR Preview" w:date="2026-01-01T00:00:00Z">
+        <w:r>
+          <w:rPr>
+            <w:b/>
+            <w:bCs/>
+          </w:rPr>
+          <w:delText xml:space="preserve">Example 5 (The unit circle and the angle</w:delText>
+        </w:r>
+      </w:del>
+      <w:del w:id="256" w:author="PR Preview" w:date="2026-01-01T00:00:00Z">
+        <w:r>
+          <w:rPr>
+            <w:b/>
+            <w:bCs/>
+          </w:rPr>
+          <w:delText xml:space="preserve"> </w:delText>
+        </w:r>
+      </w:del>
       <m:oMath>
         <m:r>
           <m:t>π</m:t>
@@ -2863,22 +4708,30 @@
           <m:t>3</m:t>
         </m:r>
       </m:oMath>
-      <w:r>
-        <w:rPr>
-          <w:b/>
-          <w:bCs/>
-        </w:rPr>
-        <w:t xml:space="preserve">)</w:t>
-      </w:r>
-      <w:r>
-        <w:t xml:space="preserve"> </w:t>
-      </w:r>
-      <w:r>
-        <w:t xml:space="preserve">Take</w:t>
-      </w:r>
-      <w:r>
-        <w:t xml:space="preserve"> </w:t>
-      </w:r>
+      <w:del w:id="257" w:author="PR Preview" w:date="2026-01-01T00:00:00Z">
+        <w:r>
+          <w:rPr>
+            <w:b/>
+            <w:bCs/>
+          </w:rPr>
+          <w:delText xml:space="preserve">)</w:delText>
+        </w:r>
+      </w:del>
+      <w:del w:id="258" w:author="PR Preview" w:date="2026-01-01T00:00:00Z">
+        <w:r>
+          <w:delText xml:space="preserve"> </w:delText>
+        </w:r>
+      </w:del>
+      <w:del w:id="259" w:author="PR Preview" w:date="2026-01-01T00:00:00Z">
+        <w:r>
+          <w:delText xml:space="preserve">Take</w:delText>
+        </w:r>
+      </w:del>
+      <w:del w:id="260" w:author="PR Preview" w:date="2026-01-01T00:00:00Z">
+        <w:r>
+          <w:delText xml:space="preserve"> </w:delText>
+        </w:r>
+      </w:del>
       <m:oMath>
         <m:r>
           <m:t>θ</m:t>
@@ -2902,29 +4755,41 @@
           <m:t>3</m:t>
         </m:r>
       </m:oMath>
-      <w:r>
-        <w:t xml:space="preserve">, one sixth of the way round the circle.</w:t>
-      </w:r>
-      <w:r>
-        <w:t xml:space="preserve"> </w:t>
-      </w:r>
+      <w:del w:id="261" w:author="PR Preview" w:date="2026-01-01T00:00:00Z">
+        <w:r>
+          <w:delText xml:space="preserve">, one sixth of the way round the circle.</w:delText>
+        </w:r>
+      </w:del>
+      <w:del w:id="262" w:author="PR Preview" w:date="2026-01-01T00:00:00Z">
+        <w:r>
+          <w:delText xml:space="preserve"> </w:delText>
+        </w:r>
+      </w:del>
       <w:hyperlink w:anchor="fig-cosine-sine-unit-circle">
-        <w:r>
-          <w:rPr>
-            <w:rStyle w:val="Hyperlink"/>
-          </w:rPr>
-          <w:t xml:space="preserve">Figure 1</w:t>
-        </w:r>
+        <w:del w:id="263" w:author="PR Preview" w:date="2026-01-01T00:00:00Z">
+          <w:r>
+            <w:rPr>
+              <w:rStyle w:val="Hyperlink"/>
+            </w:rPr>
+            <w:delText xml:space="preserve">Figure 1</w:delText>
+          </w:r>
+        </w:del>
       </w:hyperlink>
-      <w:r>
-        <w:t xml:space="preserve"> </w:t>
-      </w:r>
-      <w:r>
-        <w:t xml:space="preserve">shows the point reached,</w:t>
-      </w:r>
-      <w:r>
-        <w:t xml:space="preserve"> </w:t>
-      </w:r>
+      <w:del w:id="264" w:author="PR Preview" w:date="2026-01-01T00:00:00Z">
+        <w:r>
+          <w:delText xml:space="preserve"> </w:delText>
+        </w:r>
+      </w:del>
+      <w:del w:id="265" w:author="PR Preview" w:date="2026-01-01T00:00:00Z">
+        <w:r>
+          <w:delText xml:space="preserve">shows the point reached,</w:delText>
+        </w:r>
+      </w:del>
+      <w:del w:id="266" w:author="PR Preview" w:date="2026-01-01T00:00:00Z">
+        <w:r>
+          <w:delText xml:space="preserve"> </w:delText>
+        </w:r>
+      </w:del>
       <m:oMath>
         <m:r>
           <m:rPr>
@@ -2963,44 +4828,66 @@
           <m:t>)</m:t>
         </m:r>
       </m:oMath>
-      <w:r>
-        <w:t xml:space="preserve">, and its two coordinates.</w:t>
-      </w:r>
-      <w:r>
-        <w:t xml:space="preserve"> </w:t>
-      </w:r>
-      <w:r>
-        <w:t xml:space="preserve">The point is a vertex of a regular hexagon inscribed in the unit circle,</w:t>
-      </w:r>
-      <w:r>
-        <w:t xml:space="preserve"> </w:t>
-      </w:r>
-      <w:r>
-        <w:t xml:space="preserve">whose sides have the same length as its radius,</w:t>
-      </w:r>
-      <w:r>
-        <w:t xml:space="preserve"> </w:t>
-      </w:r>
-      <w:r>
-        <w:t xml:space="preserve">so the point is at distance</w:t>
-      </w:r>
-      <w:r>
-        <w:t xml:space="preserve"> </w:t>
-      </w:r>
+      <w:del w:id="267" w:author="PR Preview" w:date="2026-01-01T00:00:00Z">
+        <w:r>
+          <w:delText xml:space="preserve">, and its two coordinates.</w:delText>
+        </w:r>
+      </w:del>
+      <w:del w:id="268" w:author="PR Preview" w:date="2026-01-01T00:00:00Z">
+        <w:r>
+          <w:delText xml:space="preserve"> </w:delText>
+        </w:r>
+      </w:del>
+      <w:del w:id="269" w:author="PR Preview" w:date="2026-01-01T00:00:00Z">
+        <w:r>
+          <w:delText xml:space="preserve">The point is a vertex of a regular hexagon inscribed in the unit circle,</w:delText>
+        </w:r>
+      </w:del>
+      <w:del w:id="270" w:author="PR Preview" w:date="2026-01-01T00:00:00Z">
+        <w:r>
+          <w:delText xml:space="preserve"> </w:delText>
+        </w:r>
+      </w:del>
+      <w:del w:id="271" w:author="PR Preview" w:date="2026-01-01T00:00:00Z">
+        <w:r>
+          <w:delText xml:space="preserve">whose sides have the same length as its radius,</w:delText>
+        </w:r>
+      </w:del>
+      <w:del w:id="272" w:author="PR Preview" w:date="2026-01-01T00:00:00Z">
+        <w:r>
+          <w:delText xml:space="preserve"> </w:delText>
+        </w:r>
+      </w:del>
+      <w:del w:id="273" w:author="PR Preview" w:date="2026-01-01T00:00:00Z">
+        <w:r>
+          <w:delText xml:space="preserve">so the point is at distance</w:delText>
+        </w:r>
+      </w:del>
+      <w:del w:id="274" w:author="PR Preview" w:date="2026-01-01T00:00:00Z">
+        <w:r>
+          <w:delText xml:space="preserve"> </w:delText>
+        </w:r>
+      </w:del>
       <m:oMath>
         <m:r>
           <m:t>1</m:t>
         </m:r>
       </m:oMath>
-      <w:r>
-        <w:t xml:space="preserve"> </w:t>
-      </w:r>
-      <w:r>
-        <w:t xml:space="preserve">from</w:t>
-      </w:r>
-      <w:r>
-        <w:t xml:space="preserve"> </w:t>
-      </w:r>
+      <w:del w:id="275" w:author="PR Preview" w:date="2026-01-01T00:00:00Z">
+        <w:r>
+          <w:delText xml:space="preserve"> </w:delText>
+        </w:r>
+      </w:del>
+      <w:del w:id="276" w:author="PR Preview" w:date="2026-01-01T00:00:00Z">
+        <w:r>
+          <w:delText xml:space="preserve">from</w:delText>
+        </w:r>
+      </w:del>
+      <w:del w:id="277" w:author="PR Preview" w:date="2026-01-01T00:00:00Z">
+        <w:r>
+          <w:delText xml:space="preserve"> </w:delText>
+        </w:r>
+      </w:del>
       <m:oMath>
         <m:r>
           <m:rPr>
@@ -3027,18 +4914,26 @@
           <m:t>)</m:t>
         </m:r>
       </m:oMath>
-      <w:r>
-        <w:t xml:space="preserve">.</w:t>
-      </w:r>
-      <w:r>
-        <w:t xml:space="preserve"> </w:t>
-      </w:r>
-      <w:r>
-        <w:t xml:space="preserve">Writing</w:t>
-      </w:r>
-      <w:r>
-        <w:t xml:space="preserve"> </w:t>
-      </w:r>
+      <w:del w:id="278" w:author="PR Preview" w:date="2026-01-01T00:00:00Z">
+        <w:r>
+          <w:delText xml:space="preserve">.</w:delText>
+        </w:r>
+      </w:del>
+      <w:del w:id="279" w:author="PR Preview" w:date="2026-01-01T00:00:00Z">
+        <w:r>
+          <w:delText xml:space="preserve"> </w:delText>
+        </w:r>
+      </w:del>
+      <w:del w:id="280" w:author="PR Preview" w:date="2026-01-01T00:00:00Z">
+        <w:r>
+          <w:delText xml:space="preserve">Writing</w:delText>
+        </w:r>
+      </w:del>
+      <w:del w:id="281" w:author="PR Preview" w:date="2026-01-01T00:00:00Z">
+        <w:r>
+          <w:delText xml:space="preserve"> </w:delText>
+        </w:r>
+      </w:del>
       <m:oMath>
         <m:r>
           <m:rPr>
@@ -3125,9 +5020,365 @@
           <m:t>)</m:t>
         </m:r>
       </m:oMath>
-      <w:r>
-        <w:t xml:space="preserve">,</w:t>
-      </w:r>
+      <w:del w:id="282" w:author="PR Preview" w:date="2026-01-01T00:00:00Z">
+        <w:r>
+          <w:delText xml:space="preserve">,</w:delText>
+        </w:r>
+      </w:del>
+    </w:p>
+    <w:p>
+      <w:pPr>
+        <w:pStyle w:val="BodyText"/>
+      </w:pPr>
+      <w:ins w:id="283" w:author="PR Preview" w:date="2026-01-01T00:00:00Z">
+        <w:r>
+          <w:rPr>
+            <w:b/>
+            <w:bCs/>
+          </w:rPr>
+          <w:t xml:space="preserve">Example 6 (The unit circle and the angle</w:t>
+        </w:r>
+      </w:ins>
+      <w:ins w:id="284" w:author="PR Preview" w:date="2026-01-01T00:00:00Z">
+        <w:r>
+          <w:rPr>
+            <w:b/>
+            <w:bCs/>
+          </w:rPr>
+          <w:t xml:space="preserve"> </w:t>
+        </w:r>
+      </w:ins>
+      <m:oMath>
+        <m:r>
+          <m:t>π</m:t>
+        </m:r>
+        <m:r>
+          <m:rPr>
+            <m:sty m:val="p"/>
+          </m:rPr>
+          <m:t>/</m:t>
+        </m:r>
+        <m:r>
+          <m:t>3</m:t>
+        </m:r>
+      </m:oMath>
+      <w:ins w:id="285" w:author="PR Preview" w:date="2026-01-01T00:00:00Z">
+        <w:r>
+          <w:rPr>
+            <w:b/>
+            <w:bCs/>
+          </w:rPr>
+          <w:t xml:space="preserve">)</w:t>
+        </w:r>
+      </w:ins>
+      <w:ins w:id="286" w:author="PR Preview" w:date="2026-01-01T00:00:00Z">
+        <w:r>
+          <w:t xml:space="preserve"> </w:t>
+        </w:r>
+      </w:ins>
+      <w:ins w:id="287" w:author="PR Preview" w:date="2026-01-01T00:00:00Z">
+        <w:r>
+          <w:t xml:space="preserve">Take</w:t>
+        </w:r>
+      </w:ins>
+      <w:ins w:id="288" w:author="PR Preview" w:date="2026-01-01T00:00:00Z">
+        <w:r>
+          <w:t xml:space="preserve"> </w:t>
+        </w:r>
+      </w:ins>
+      <m:oMath>
+        <m:r>
+          <m:t>θ</m:t>
+        </m:r>
+        <m:r>
+          <m:rPr>
+            <m:sty m:val="p"/>
+          </m:rPr>
+          <m:t>=</m:t>
+        </m:r>
+        <m:r>
+          <m:t>π</m:t>
+        </m:r>
+        <m:r>
+          <m:rPr>
+            <m:sty m:val="p"/>
+          </m:rPr>
+          <m:t>/</m:t>
+        </m:r>
+        <m:r>
+          <m:t>3</m:t>
+        </m:r>
+      </m:oMath>
+      <w:ins w:id="289" w:author="PR Preview" w:date="2026-01-01T00:00:00Z">
+        <w:r>
+          <w:t xml:space="preserve">, one sixth of the way round the circle.</w:t>
+        </w:r>
+      </w:ins>
+      <w:ins w:id="290" w:author="PR Preview" w:date="2026-01-01T00:00:00Z">
+        <w:r>
+          <w:t xml:space="preserve"> </w:t>
+        </w:r>
+      </w:ins>
+      <w:hyperlink w:anchor="fig-cosine-sine-unit-circle">
+        <w:ins w:id="291" w:author="PR Preview" w:date="2026-01-01T00:00:00Z">
+          <w:r>
+            <w:rPr>
+              <w:rStyle w:val="Hyperlink"/>
+            </w:rPr>
+            <w:t xml:space="preserve">Figure 1</w:t>
+          </w:r>
+        </w:ins>
+      </w:hyperlink>
+      <w:ins w:id="292" w:author="PR Preview" w:date="2026-01-01T00:00:00Z">
+        <w:r>
+          <w:t xml:space="preserve"> </w:t>
+        </w:r>
+      </w:ins>
+      <w:ins w:id="293" w:author="PR Preview" w:date="2026-01-01T00:00:00Z">
+        <w:r>
+          <w:t xml:space="preserve">shows the point reached,</w:t>
+        </w:r>
+      </w:ins>
+      <w:ins w:id="294" w:author="PR Preview" w:date="2026-01-01T00:00:00Z">
+        <w:r>
+          <w:t xml:space="preserve"> </w:t>
+        </w:r>
+      </w:ins>
+      <m:oMath>
+        <m:r>
+          <m:rPr>
+            <m:sty m:val="p"/>
+          </m:rPr>
+          <m:t>(</m:t>
+        </m:r>
+        <m:r>
+          <m:rPr>
+            <m:sty m:val="p"/>
+          </m:rPr>
+          <m:t>cos</m:t>
+        </m:r>
+        <m:r>
+          <m:t>θ</m:t>
+        </m:r>
+        <m:r>
+          <m:rPr>
+            <m:sty m:val="p"/>
+          </m:rPr>
+          <m:t>,</m:t>
+        </m:r>
+        <m:r>
+          <m:rPr>
+            <m:sty m:val="p"/>
+          </m:rPr>
+          <m:t>sin</m:t>
+        </m:r>
+        <m:r>
+          <m:t>θ</m:t>
+        </m:r>
+        <m:r>
+          <m:rPr>
+            <m:sty m:val="p"/>
+          </m:rPr>
+          <m:t>)</m:t>
+        </m:r>
+      </m:oMath>
+      <w:ins w:id="295" w:author="PR Preview" w:date="2026-01-01T00:00:00Z">
+        <w:r>
+          <w:t xml:space="preserve">, and its two coordinates.</w:t>
+        </w:r>
+      </w:ins>
+      <w:ins w:id="296" w:author="PR Preview" w:date="2026-01-01T00:00:00Z">
+        <w:r>
+          <w:t xml:space="preserve"> </w:t>
+        </w:r>
+      </w:ins>
+      <w:ins w:id="297" w:author="PR Preview" w:date="2026-01-01T00:00:00Z">
+        <w:r>
+          <w:t xml:space="preserve">The point is a vertex of a regular hexagon inscribed in the unit circle,</w:t>
+        </w:r>
+      </w:ins>
+      <w:ins w:id="298" w:author="PR Preview" w:date="2026-01-01T00:00:00Z">
+        <w:r>
+          <w:t xml:space="preserve"> </w:t>
+        </w:r>
+      </w:ins>
+      <w:ins w:id="299" w:author="PR Preview" w:date="2026-01-01T00:00:00Z">
+        <w:r>
+          <w:t xml:space="preserve">whose sides have the same length as its radius,</w:t>
+        </w:r>
+      </w:ins>
+      <w:ins w:id="300" w:author="PR Preview" w:date="2026-01-01T00:00:00Z">
+        <w:r>
+          <w:t xml:space="preserve"> </w:t>
+        </w:r>
+      </w:ins>
+      <w:ins w:id="301" w:author="PR Preview" w:date="2026-01-01T00:00:00Z">
+        <w:r>
+          <w:t xml:space="preserve">so the point is at distance</w:t>
+        </w:r>
+      </w:ins>
+      <w:ins w:id="302" w:author="PR Preview" w:date="2026-01-01T00:00:00Z">
+        <w:r>
+          <w:t xml:space="preserve"> </w:t>
+        </w:r>
+      </w:ins>
+      <m:oMath>
+        <m:r>
+          <m:t>1</m:t>
+        </m:r>
+      </m:oMath>
+      <w:ins w:id="303" w:author="PR Preview" w:date="2026-01-01T00:00:00Z">
+        <w:r>
+          <w:t xml:space="preserve"> </w:t>
+        </w:r>
+      </w:ins>
+      <w:ins w:id="304" w:author="PR Preview" w:date="2026-01-01T00:00:00Z">
+        <w:r>
+          <w:t xml:space="preserve">from</w:t>
+        </w:r>
+      </w:ins>
+      <w:ins w:id="305" w:author="PR Preview" w:date="2026-01-01T00:00:00Z">
+        <w:r>
+          <w:t xml:space="preserve"> </w:t>
+        </w:r>
+      </w:ins>
+      <m:oMath>
+        <m:r>
+          <m:rPr>
+            <m:sty m:val="p"/>
+          </m:rPr>
+          <m:t>(</m:t>
+        </m:r>
+        <m:r>
+          <m:t>1</m:t>
+        </m:r>
+        <m:r>
+          <m:rPr>
+            <m:sty m:val="p"/>
+          </m:rPr>
+          <m:t>,</m:t>
+        </m:r>
+        <m:r>
+          <m:t>0</m:t>
+        </m:r>
+        <m:r>
+          <m:rPr>
+            <m:sty m:val="p"/>
+          </m:rPr>
+          <m:t>)</m:t>
+        </m:r>
+      </m:oMath>
+      <w:ins w:id="306" w:author="PR Preview" w:date="2026-01-01T00:00:00Z">
+        <w:r>
+          <w:t xml:space="preserve">.</w:t>
+        </w:r>
+      </w:ins>
+      <w:ins w:id="307" w:author="PR Preview" w:date="2026-01-01T00:00:00Z">
+        <w:r>
+          <w:t xml:space="preserve"> </w:t>
+        </w:r>
+      </w:ins>
+      <w:ins w:id="308" w:author="PR Preview" w:date="2026-01-01T00:00:00Z">
+        <w:r>
+          <w:t xml:space="preserve">Writing</w:t>
+        </w:r>
+      </w:ins>
+      <w:ins w:id="309" w:author="PR Preview" w:date="2026-01-01T00:00:00Z">
+        <w:r>
+          <w:t xml:space="preserve"> </w:t>
+        </w:r>
+      </w:ins>
+      <m:oMath>
+        <m:r>
+          <m:rPr>
+            <m:sty m:val="p"/>
+          </m:rPr>
+          <m:t>(</m:t>
+        </m:r>
+        <m:sSub>
+          <m:e>
+            <m:r>
+              <m:t>x</m:t>
+            </m:r>
+          </m:e>
+          <m:sub>
+            <m:r>
+              <m:t>1</m:t>
+            </m:r>
+          </m:sub>
+        </m:sSub>
+        <m:r>
+          <m:rPr>
+            <m:sty m:val="p"/>
+          </m:rPr>
+          <m:t>,</m:t>
+        </m:r>
+        <m:sSub>
+          <m:e>
+            <m:r>
+              <m:t>x</m:t>
+            </m:r>
+          </m:e>
+          <m:sub>
+            <m:r>
+              <m:t>2</m:t>
+            </m:r>
+          </m:sub>
+        </m:sSub>
+        <m:r>
+          <m:rPr>
+            <m:sty m:val="p"/>
+          </m:rPr>
+          <m:t>)</m:t>
+        </m:r>
+        <m:r>
+          <m:rPr>
+            <m:sty m:val="p"/>
+          </m:rPr>
+          <m:t>=</m:t>
+        </m:r>
+        <m:r>
+          <m:rPr>
+            <m:sty m:val="p"/>
+          </m:rPr>
+          <m:t>(</m:t>
+        </m:r>
+        <m:r>
+          <m:rPr>
+            <m:sty m:val="p"/>
+          </m:rPr>
+          <m:t>cos</m:t>
+        </m:r>
+        <m:r>
+          <m:t>θ</m:t>
+        </m:r>
+        <m:r>
+          <m:rPr>
+            <m:sty m:val="p"/>
+          </m:rPr>
+          <m:t>,</m:t>
+        </m:r>
+        <m:r>
+          <m:rPr>
+            <m:sty m:val="p"/>
+          </m:rPr>
+          <m:t>sin</m:t>
+        </m:r>
+        <m:r>
+          <m:t>θ</m:t>
+        </m:r>
+        <m:r>
+          <m:rPr>
+            <m:sty m:val="p"/>
+          </m:rPr>
+          <m:t>)</m:t>
+        </m:r>
+      </m:oMath>
+      <w:ins w:id="310" w:author="PR Preview" w:date="2026-01-01T00:00:00Z">
+        <w:r>
+          <w:t xml:space="preserve">,</w:t>
+        </w:r>
+      </w:ins>
     </w:p>
     <w:p>
       <w:pPr>
@@ -3594,7 +5845,7 @@
       <w:tr>
         <w:tc>
           <w:tcPr/>
-          <w:bookmarkStart w:id="21" w:name="fig-cosine-sine-unit-circle"/>
+          <w:bookmarkStart w:id="24" w:name="fig-cosine-sine-unit-circle"/>
           <w:p>
             <w:pPr>
               <w:jc w:val="center"/>
@@ -3604,18 +5855,18 @@
                 <wp:inline>
                   <wp:extent cx="4620126" cy="3696101"/>
                   <wp:effectExtent b="0" l="0" r="0" t="0"/>
-                  <wp:docPr descr="" title="" id="19" name="Picture"/>
+                  <wp:docPr descr="" title="" id="22" name="Picture"/>
                   <a:graphic>
                     <a:graphicData uri="http://schemas.openxmlformats.org/drawingml/2006/picture">
                       <pic:pic>
                         <pic:nvPicPr>
-                          <pic:cNvPr descr="algebra-trigonometry_files/figure-docx/unnamed-chunk-1-1.png" id="20" name="Picture"/>
+                          <pic:cNvPr descr="algebra-trigonometry_files/figure-docx/unnamed-chunk-1-1.png" id="23" name="Picture"/>
                           <pic:cNvPicPr>
                             <a:picLocks noChangeArrowheads="1" noChangeAspect="1"/>
                           </pic:cNvPicPr>
                         </pic:nvPicPr>
                         <pic:blipFill>
-                          <a:blip r:embed="rId18"/>
+                          <a:blip r:embed="rId21"/>
                           <a:stretch>
                             <a:fillRect/>
                           </a:stretch>
@@ -3681,12 +5932,12 @@
               <w:t xml:space="preserve">Its horizontal coordinate is the cosine and its vertical coordinate is the sine.</w:t>
             </w:r>
           </w:p>
-          <w:bookmarkEnd w:id="21"/>
+          <w:bookmarkEnd w:id="24"/>
         </w:tc>
       </w:tr>
     </w:tbl>
-    <w:bookmarkEnd w:id="22"/>
-    <w:bookmarkStart w:id="23" w:name="thm-cosine-bijection"/>
+    <w:bookmarkEnd w:id="25"/>
+    <w:bookmarkStart w:id="26" w:name="thm-cosine-bijection"/>
     <w:p>
       <w:pPr>
         <w:pStyle w:val="BodyText"/>
@@ -4063,7 +6314,7 @@
         <w:t xml:space="preserve">.</w:t>
       </w:r>
     </w:p>
-    <w:bookmarkEnd w:id="23"/>
+    <w:bookmarkEnd w:id="26"/>
     <w:p>
       <w:pPr>
         <w:pStyle w:val="BodyText"/>
@@ -5087,8 +7338,720 @@
         <w:t xml:space="preserve">, so it only decreases.</w:t>
       </w:r>
     </w:p>
-    <w:bookmarkStart w:id="34" w:name="refs"/>
-    <w:bookmarkStart w:id="25" w:name="ref-wikipedia_unit_circle"/>
+    <w:bookmarkStart w:id="29" w:name="def-arccosine"/>
+    <w:p>
+      <w:pPr>
+        <w:pStyle w:val="BodyText"/>
+      </w:pPr>
+      <w:ins w:id="311" w:author="PR Preview" w:date="2026-01-01T00:00:00Z">
+        <w:r>
+          <w:rPr>
+            <w:b/>
+            <w:bCs/>
+          </w:rPr>
+          <w:t xml:space="preserve">Definition 6 (Arccosine)</w:t>
+        </w:r>
+      </w:ins>
+      <w:ins w:id="312" w:author="PR Preview" w:date="2026-01-01T00:00:00Z">
+        <w:r>
+          <w:t xml:space="preserve"> </w:t>
+        </w:r>
+      </w:ins>
+      <w:ins w:id="313" w:author="PR Preview" w:date="2026-01-01T00:00:00Z">
+        <w:r>
+          <w:t xml:space="preserve">The</w:t>
+        </w:r>
+      </w:ins>
+      <w:ins w:id="314" w:author="PR Preview" w:date="2026-01-01T00:00:00Z">
+        <w:r>
+          <w:t xml:space="preserve"> </w:t>
+        </w:r>
+      </w:ins>
+      <w:ins w:id="315" w:author="PR Preview" w:date="2026-01-01T00:00:00Z">
+        <w:r>
+          <w:rPr>
+            <w:b/>
+            <w:bCs/>
+          </w:rPr>
+          <w:t xml:space="preserve">arccosine</w:t>
+        </w:r>
+      </w:ins>
+      <w:ins w:id="316" w:author="PR Preview" w:date="2026-01-01T00:00:00Z">
+        <w:r>
+          <w:t xml:space="preserve"> </w:t>
+        </w:r>
+      </w:ins>
+      <m:oMath>
+        <m:r>
+          <m:rPr>
+            <m:sty m:val="p"/>
+          </m:rPr>
+          <m:t>arccos</m:t>
+        </m:r>
+        <m:r>
+          <m:rPr>
+            <m:sty m:val="p"/>
+          </m:rPr>
+          <m:t>:</m:t>
+        </m:r>
+        <m:r>
+          <m:rPr>
+            <m:sty m:val="p"/>
+          </m:rPr>
+          <m:t>[</m:t>
+        </m:r>
+        <m:r>
+          <m:rPr>
+            <m:sty m:val="p"/>
+          </m:rPr>
+          <m:t>−</m:t>
+        </m:r>
+        <m:r>
+          <m:t>1</m:t>
+        </m:r>
+        <m:r>
+          <m:rPr>
+            <m:sty m:val="p"/>
+          </m:rPr>
+          <m:t>,</m:t>
+        </m:r>
+        <m:r>
+          <m:t>1</m:t>
+        </m:r>
+        <m:r>
+          <m:rPr>
+            <m:sty m:val="p"/>
+          </m:rPr>
+          <m:t>]</m:t>
+        </m:r>
+        <m:r>
+          <m:rPr>
+            <m:sty m:val="p"/>
+          </m:rPr>
+          <m:t>→</m:t>
+        </m:r>
+        <m:r>
+          <m:rPr>
+            <m:sty m:val="p"/>
+          </m:rPr>
+          <m:t>[</m:t>
+        </m:r>
+        <m:r>
+          <m:t>0</m:t>
+        </m:r>
+        <m:r>
+          <m:rPr>
+            <m:sty m:val="p"/>
+          </m:rPr>
+          <m:t>,</m:t>
+        </m:r>
+        <m:r>
+          <m:t>π</m:t>
+        </m:r>
+        <m:r>
+          <m:rPr>
+            <m:sty m:val="p"/>
+          </m:rPr>
+          <m:t>]</m:t>
+        </m:r>
+      </m:oMath>
+      <w:ins w:id="317" w:author="PR Preview" w:date="2026-01-01T00:00:00Z">
+        <w:r>
+          <w:t xml:space="preserve"> </w:t>
+        </w:r>
+      </w:ins>
+      <w:ins w:id="318" w:author="PR Preview" w:date="2026-01-01T00:00:00Z">
+        <w:r>
+          <w:t xml:space="preserve">is the</w:t>
+        </w:r>
+      </w:ins>
+      <w:ins w:id="319" w:author="PR Preview" w:date="2026-01-01T00:00:00Z">
+        <w:r>
+          <w:t xml:space="preserve"> </w:t>
+        </w:r>
+      </w:ins>
+      <w:hyperlink r:id="rId27">
+        <w:ins w:id="320" w:author="PR Preview" w:date="2026-01-01T00:00:00Z">
+          <w:r>
+            <w:rPr>
+              <w:rStyle w:val="Hyperlink"/>
+            </w:rPr>
+            <w:t xml:space="preserve">function</w:t>
+          </w:r>
+        </w:ins>
+      </w:hyperlink>
+      <w:ins w:id="321" w:author="PR Preview" w:date="2026-01-01T00:00:00Z">
+        <w:r>
+          <w:t xml:space="preserve"> </w:t>
+        </w:r>
+      </w:ins>
+      <w:ins w:id="322" w:author="PR Preview" w:date="2026-01-01T00:00:00Z">
+        <w:r>
+          <w:t xml:space="preserve">that sends each</w:t>
+        </w:r>
+      </w:ins>
+      <w:ins w:id="323" w:author="PR Preview" w:date="2026-01-01T00:00:00Z">
+        <w:r>
+          <w:t xml:space="preserve"> </w:t>
+        </w:r>
+      </w:ins>
+      <w:hyperlink w:anchor="def-cosine-sine">
+        <w:ins w:id="324" w:author="PR Preview" w:date="2026-01-01T00:00:00Z">
+          <w:r>
+            <w:rPr>
+              <w:rStyle w:val="Hyperlink"/>
+            </w:rPr>
+            <w:t xml:space="preserve">cosine</w:t>
+          </w:r>
+        </w:ins>
+      </w:hyperlink>
+      <w:ins w:id="325" w:author="PR Preview" w:date="2026-01-01T00:00:00Z">
+        <w:r>
+          <w:t xml:space="preserve">,</w:t>
+        </w:r>
+      </w:ins>
+      <w:ins w:id="326" w:author="PR Preview" w:date="2026-01-01T00:00:00Z">
+        <w:r>
+          <w:t xml:space="preserve"> </w:t>
+        </w:r>
+      </w:ins>
+      <m:oMath>
+        <m:r>
+          <m:t>c</m:t>
+        </m:r>
+        <m:r>
+          <m:rPr>
+            <m:sty m:val="p"/>
+          </m:rPr>
+          <m:t>∈</m:t>
+        </m:r>
+        <m:r>
+          <m:rPr>
+            <m:sty m:val="p"/>
+          </m:rPr>
+          <m:t>[</m:t>
+        </m:r>
+        <m:r>
+          <m:rPr>
+            <m:sty m:val="p"/>
+          </m:rPr>
+          <m:t>−</m:t>
+        </m:r>
+        <m:r>
+          <m:t>1</m:t>
+        </m:r>
+        <m:r>
+          <m:rPr>
+            <m:sty m:val="p"/>
+          </m:rPr>
+          <m:t>,</m:t>
+        </m:r>
+        <m:r>
+          <m:t>1</m:t>
+        </m:r>
+        <m:r>
+          <m:rPr>
+            <m:sty m:val="p"/>
+          </m:rPr>
+          <m:t>]</m:t>
+        </m:r>
+      </m:oMath>
+      <w:ins w:id="327" w:author="PR Preview" w:date="2026-01-01T00:00:00Z">
+        <w:r>
+          <w:t xml:space="preserve">,</w:t>
+        </w:r>
+      </w:ins>
+      <w:ins w:id="328" w:author="PR Preview" w:date="2026-01-01T00:00:00Z">
+        <w:r>
+          <w:t xml:space="preserve"> </w:t>
+        </w:r>
+      </w:ins>
+      <w:ins w:id="329" w:author="PR Preview" w:date="2026-01-01T00:00:00Z">
+        <w:r>
+          <w:t xml:space="preserve">to the one</w:t>
+        </w:r>
+      </w:ins>
+      <w:ins w:id="330" w:author="PR Preview" w:date="2026-01-01T00:00:00Z">
+        <w:r>
+          <w:t xml:space="preserve"> </w:t>
+        </w:r>
+      </w:ins>
+      <w:hyperlink r:id="rId28">
+        <w:ins w:id="331" w:author="PR Preview" w:date="2026-01-01T00:00:00Z">
+          <w:r>
+            <w:rPr>
+              <w:rStyle w:val="Hyperlink"/>
+            </w:rPr>
+            <w:t xml:space="preserve">real number</w:t>
+          </w:r>
+        </w:ins>
+      </w:hyperlink>
+      <w:ins w:id="332" w:author="PR Preview" w:date="2026-01-01T00:00:00Z">
+        <w:r>
+          <w:t xml:space="preserve"> </w:t>
+        </w:r>
+      </w:ins>
+      <m:oMath>
+        <m:r>
+          <m:t>θ</m:t>
+        </m:r>
+        <m:r>
+          <m:rPr>
+            <m:sty m:val="p"/>
+          </m:rPr>
+          <m:t>∈</m:t>
+        </m:r>
+        <m:r>
+          <m:rPr>
+            <m:sty m:val="p"/>
+          </m:rPr>
+          <m:t>[</m:t>
+        </m:r>
+        <m:r>
+          <m:t>0</m:t>
+        </m:r>
+        <m:r>
+          <m:rPr>
+            <m:sty m:val="p"/>
+          </m:rPr>
+          <m:t>,</m:t>
+        </m:r>
+        <m:r>
+          <m:t>π</m:t>
+        </m:r>
+        <m:r>
+          <m:rPr>
+            <m:sty m:val="p"/>
+          </m:rPr>
+          <m:t>]</m:t>
+        </m:r>
+      </m:oMath>
+      <w:ins w:id="333" w:author="PR Preview" w:date="2026-01-01T00:00:00Z">
+        <w:r>
+          <w:t xml:space="preserve"> </w:t>
+        </w:r>
+      </w:ins>
+      <w:ins w:id="334" w:author="PR Preview" w:date="2026-01-01T00:00:00Z">
+        <w:r>
+          <w:t xml:space="preserve">whose cosine is</w:t>
+        </w:r>
+      </w:ins>
+      <w:ins w:id="335" w:author="PR Preview" w:date="2026-01-01T00:00:00Z">
+        <w:r>
+          <w:t xml:space="preserve"> </w:t>
+        </w:r>
+      </w:ins>
+      <m:oMath>
+        <m:r>
+          <m:t>c</m:t>
+        </m:r>
+      </m:oMath>
+      <w:ins w:id="336" w:author="PR Preview" w:date="2026-01-01T00:00:00Z">
+        <w:r>
+          <w:t xml:space="preserve">.</w:t>
+        </w:r>
+      </w:ins>
+      <w:ins w:id="337" w:author="PR Preview" w:date="2026-01-01T00:00:00Z">
+        <w:r>
+          <w:t xml:space="preserve"> </w:t>
+        </w:r>
+      </w:ins>
+      <w:ins w:id="338" w:author="PR Preview" w:date="2026-01-01T00:00:00Z">
+        <w:r>
+          <w:t xml:space="preserve">By</w:t>
+        </w:r>
+      </w:ins>
+      <w:ins w:id="339" w:author="PR Preview" w:date="2026-01-01T00:00:00Z">
+        <w:r>
+          <w:t xml:space="preserve"> </w:t>
+        </w:r>
+      </w:ins>
+      <w:hyperlink w:anchor="thm-cosine-bijection">
+        <w:ins w:id="340" w:author="PR Preview" w:date="2026-01-01T00:00:00Z">
+          <w:r>
+            <w:rPr>
+              <w:rStyle w:val="Hyperlink"/>
+            </w:rPr>
+            <w:t xml:space="preserve">Theorem 2</w:t>
+          </w:r>
+        </w:ins>
+      </w:hyperlink>
+      <w:ins w:id="341" w:author="PR Preview" w:date="2026-01-01T00:00:00Z">
+        <w:r>
+          <w:t xml:space="preserve">, there is just one such</w:t>
+        </w:r>
+      </w:ins>
+      <w:ins w:id="342" w:author="PR Preview" w:date="2026-01-01T00:00:00Z">
+        <w:r>
+          <w:t xml:space="preserve"> </w:t>
+        </w:r>
+      </w:ins>
+      <m:oMath>
+        <m:r>
+          <m:t>θ</m:t>
+        </m:r>
+      </m:oMath>
+      <w:ins w:id="343" w:author="PR Preview" w:date="2026-01-01T00:00:00Z">
+        <w:r>
+          <w:t xml:space="preserve">.</w:t>
+        </w:r>
+      </w:ins>
+    </w:p>
+    <w:bookmarkEnd w:id="29"/>
+    <w:bookmarkStart w:id="30" w:name="exm-arccosine"/>
+    <w:p>
+      <w:pPr>
+        <w:pStyle w:val="BodyText"/>
+      </w:pPr>
+      <w:ins w:id="344" w:author="PR Preview" w:date="2026-01-01T00:00:00Z">
+        <w:r>
+          <w:rPr>
+            <w:b/>
+            <w:bCs/>
+          </w:rPr>
+          <w:t xml:space="preserve">Example 7 (Three arccosines)</w:t>
+        </w:r>
+      </w:ins>
+      <w:ins w:id="345" w:author="PR Preview" w:date="2026-01-01T00:00:00Z">
+        <w:r>
+          <w:t xml:space="preserve"> </w:t>
+        </w:r>
+      </w:ins>
+      <w:ins w:id="346" w:author="PR Preview" w:date="2026-01-01T00:00:00Z">
+        <w:r>
+          <w:t xml:space="preserve"> </w:t>
+        </w:r>
+      </w:ins>
+    </w:p>
+    <w:p>
+      <w:pPr>
+        <w:pStyle w:val="Compact"/>
+        <w:numPr>
+          <w:ilvl w:val="0"/>
+          <w:numId w:val="1005"/>
+        </w:numPr>
+      </w:pPr>
+      <w:ins w:id="347" w:author="PR Preview" w:date="2026-01-01T00:00:00Z">
+        <w:r>
+          <w:t xml:space="preserve">The</w:t>
+        </w:r>
+      </w:ins>
+      <w:ins w:id="348" w:author="PR Preview" w:date="2026-01-01T00:00:00Z">
+        <w:r>
+          <w:t xml:space="preserve"> </w:t>
+        </w:r>
+      </w:ins>
+      <w:hyperlink w:anchor="def-arccosine">
+        <w:ins w:id="349" w:author="PR Preview" w:date="2026-01-01T00:00:00Z">
+          <w:r>
+            <w:rPr>
+              <w:rStyle w:val="Hyperlink"/>
+            </w:rPr>
+            <w:t xml:space="preserve">arccosine</w:t>
+          </w:r>
+        </w:ins>
+      </w:hyperlink>
+      <w:ins w:id="350" w:author="PR Preview" w:date="2026-01-01T00:00:00Z">
+        <w:r>
+          <w:t xml:space="preserve"> </w:t>
+        </w:r>
+      </w:ins>
+      <w:ins w:id="351" w:author="PR Preview" w:date="2026-01-01T00:00:00Z">
+        <w:r>
+          <w:t xml:space="preserve">of one is</w:t>
+        </w:r>
+      </w:ins>
+      <w:ins w:id="352" w:author="PR Preview" w:date="2026-01-01T00:00:00Z">
+        <w:r>
+          <w:t xml:space="preserve"> </w:t>
+        </w:r>
+      </w:ins>
+      <m:oMath>
+        <m:r>
+          <m:rPr>
+            <m:sty m:val="p"/>
+          </m:rPr>
+          <m:t>arccos</m:t>
+        </m:r>
+        <m:r>
+          <m:t>1</m:t>
+        </m:r>
+        <m:r>
+          <m:rPr>
+            <m:sty m:val="p"/>
+          </m:rPr>
+          <m:t>=</m:t>
+        </m:r>
+        <m:r>
+          <m:t>0</m:t>
+        </m:r>
+      </m:oMath>
+      <w:ins w:id="353" w:author="PR Preview" w:date="2026-01-01T00:00:00Z">
+        <w:r>
+          <w:t xml:space="preserve">, because the</w:t>
+        </w:r>
+      </w:ins>
+      <w:ins w:id="354" w:author="PR Preview" w:date="2026-01-01T00:00:00Z">
+        <w:r>
+          <w:t xml:space="preserve"> </w:t>
+        </w:r>
+      </w:ins>
+      <w:hyperlink w:anchor="def-cosine-sine">
+        <w:ins w:id="355" w:author="PR Preview" w:date="2026-01-01T00:00:00Z">
+          <w:r>
+            <w:rPr>
+              <w:rStyle w:val="Hyperlink"/>
+            </w:rPr>
+            <w:t xml:space="preserve">cosine</w:t>
+          </w:r>
+        </w:ins>
+      </w:hyperlink>
+      <w:ins w:id="356" w:author="PR Preview" w:date="2026-01-01T00:00:00Z">
+        <w:r>
+          <w:t xml:space="preserve"> </w:t>
+        </w:r>
+      </w:ins>
+      <w:ins w:id="357" w:author="PR Preview" w:date="2026-01-01T00:00:00Z">
+        <w:r>
+          <w:t xml:space="preserve">of zero is</w:t>
+        </w:r>
+      </w:ins>
+      <w:ins w:id="358" w:author="PR Preview" w:date="2026-01-01T00:00:00Z">
+        <w:r>
+          <w:t xml:space="preserve"> </w:t>
+        </w:r>
+      </w:ins>
+      <m:oMath>
+        <m:r>
+          <m:rPr>
+            <m:sty m:val="p"/>
+          </m:rPr>
+          <m:t>cos</m:t>
+        </m:r>
+        <m:r>
+          <m:t>0</m:t>
+        </m:r>
+        <m:r>
+          <m:rPr>
+            <m:sty m:val="p"/>
+          </m:rPr>
+          <m:t>=</m:t>
+        </m:r>
+        <m:r>
+          <m:t>1</m:t>
+        </m:r>
+      </m:oMath>
+      <w:ins w:id="359" w:author="PR Preview" w:date="2026-01-01T00:00:00Z">
+        <w:r>
+          <w:t xml:space="preserve">.</w:t>
+        </w:r>
+      </w:ins>
+    </w:p>
+    <w:p>
+      <w:pPr>
+        <w:pStyle w:val="Compact"/>
+        <w:numPr>
+          <w:ilvl w:val="0"/>
+          <w:numId w:val="1005"/>
+        </w:numPr>
+      </w:pPr>
+      <w:ins w:id="360" w:author="PR Preview" w:date="2026-01-01T00:00:00Z">
+        <w:r>
+          <w:t xml:space="preserve">The arccosine of zero is</w:t>
+        </w:r>
+      </w:ins>
+      <w:ins w:id="361" w:author="PR Preview" w:date="2026-01-01T00:00:00Z">
+        <w:r>
+          <w:t xml:space="preserve"> </w:t>
+        </w:r>
+      </w:ins>
+      <m:oMath>
+        <m:r>
+          <m:rPr>
+            <m:sty m:val="p"/>
+          </m:rPr>
+          <m:t>arccos</m:t>
+        </m:r>
+        <m:r>
+          <m:t>0</m:t>
+        </m:r>
+        <m:r>
+          <m:rPr>
+            <m:sty m:val="p"/>
+          </m:rPr>
+          <m:t>=</m:t>
+        </m:r>
+        <m:r>
+          <m:t>π</m:t>
+        </m:r>
+        <m:r>
+          <m:rPr>
+            <m:sty m:val="p"/>
+          </m:rPr>
+          <m:t>/</m:t>
+        </m:r>
+        <m:r>
+          <m:t>2</m:t>
+        </m:r>
+      </m:oMath>
+      <w:ins w:id="362" w:author="PR Preview" w:date="2026-01-01T00:00:00Z">
+        <w:r>
+          <w:t xml:space="preserve">, because the cosine of a quarter turn is</w:t>
+        </w:r>
+      </w:ins>
+      <w:ins w:id="363" w:author="PR Preview" w:date="2026-01-01T00:00:00Z">
+        <w:r>
+          <w:t xml:space="preserve"> </w:t>
+        </w:r>
+      </w:ins>
+      <m:oMath>
+        <m:r>
+          <m:rPr>
+            <m:sty m:val="p"/>
+          </m:rPr>
+          <m:t>cos</m:t>
+        </m:r>
+        <m:r>
+          <m:rPr>
+            <m:sty m:val="p"/>
+          </m:rPr>
+          <m:t>(</m:t>
+        </m:r>
+        <m:r>
+          <m:t>π</m:t>
+        </m:r>
+        <m:r>
+          <m:rPr>
+            <m:sty m:val="p"/>
+          </m:rPr>
+          <m:t>/</m:t>
+        </m:r>
+        <m:r>
+          <m:t>2</m:t>
+        </m:r>
+        <m:r>
+          <m:rPr>
+            <m:sty m:val="p"/>
+          </m:rPr>
+          <m:t>)</m:t>
+        </m:r>
+        <m:r>
+          <m:rPr>
+            <m:sty m:val="p"/>
+          </m:rPr>
+          <m:t>=</m:t>
+        </m:r>
+        <m:r>
+          <m:t>0</m:t>
+        </m:r>
+      </m:oMath>
+      <w:ins w:id="364" w:author="PR Preview" w:date="2026-01-01T00:00:00Z">
+        <w:r>
+          <w:t xml:space="preserve">.</w:t>
+        </w:r>
+      </w:ins>
+    </w:p>
+    <w:p>
+      <w:pPr>
+        <w:pStyle w:val="Compact"/>
+        <w:numPr>
+          <w:ilvl w:val="0"/>
+          <w:numId w:val="1005"/>
+        </w:numPr>
+      </w:pPr>
+      <w:ins w:id="365" w:author="PR Preview" w:date="2026-01-01T00:00:00Z">
+        <w:r>
+          <w:t xml:space="preserve">The arccosine of minus one is</w:t>
+        </w:r>
+      </w:ins>
+      <w:ins w:id="366" w:author="PR Preview" w:date="2026-01-01T00:00:00Z">
+        <w:r>
+          <w:t xml:space="preserve"> </w:t>
+        </w:r>
+      </w:ins>
+      <m:oMath>
+        <m:r>
+          <m:rPr>
+            <m:sty m:val="p"/>
+          </m:rPr>
+          <m:t>arccos</m:t>
+        </m:r>
+        <m:r>
+          <m:rPr>
+            <m:sty m:val="p"/>
+          </m:rPr>
+          <m:t>(</m:t>
+        </m:r>
+        <m:r>
+          <m:rPr>
+            <m:sty m:val="p"/>
+          </m:rPr>
+          <m:t>−</m:t>
+        </m:r>
+        <m:r>
+          <m:t>1</m:t>
+        </m:r>
+        <m:r>
+          <m:rPr>
+            <m:sty m:val="p"/>
+          </m:rPr>
+          <m:t>)</m:t>
+        </m:r>
+        <m:r>
+          <m:rPr>
+            <m:sty m:val="p"/>
+          </m:rPr>
+          <m:t>=</m:t>
+        </m:r>
+        <m:r>
+          <m:t>π</m:t>
+        </m:r>
+      </m:oMath>
+      <w:ins w:id="367" w:author="PR Preview" w:date="2026-01-01T00:00:00Z">
+        <w:r>
+          <w:t xml:space="preserve">, because the cosine of a half turn is</w:t>
+        </w:r>
+      </w:ins>
+      <w:ins w:id="368" w:author="PR Preview" w:date="2026-01-01T00:00:00Z">
+        <w:r>
+          <w:t xml:space="preserve"> </w:t>
+        </w:r>
+      </w:ins>
+      <m:oMath>
+        <m:r>
+          <m:rPr>
+            <m:sty m:val="p"/>
+          </m:rPr>
+          <m:t>cos</m:t>
+        </m:r>
+        <m:r>
+          <m:t>π</m:t>
+        </m:r>
+        <m:r>
+          <m:rPr>
+            <m:sty m:val="p"/>
+          </m:rPr>
+          <m:t>=</m:t>
+        </m:r>
+        <m:r>
+          <m:rPr>
+            <m:sty m:val="p"/>
+          </m:rPr>
+          <m:t>−</m:t>
+        </m:r>
+        <m:r>
+          <m:t>1</m:t>
+        </m:r>
+      </m:oMath>
+      <w:ins w:id="369" w:author="PR Preview" w:date="2026-01-01T00:00:00Z">
+        <w:r>
+          <w:t xml:space="preserve">.</w:t>
+        </w:r>
+      </w:ins>
+    </w:p>
+    <w:bookmarkEnd w:id="30"/>
+    <w:bookmarkStart w:id="41" w:name="refs"/>
+    <w:bookmarkStart w:id="32" w:name="ref-wikipedia_unit_circle"/>
     <w:p>
       <w:pPr>
         <w:pStyle w:val="Bibliography"/>
@@ -5135,7 +8098,7 @@
       <w:r>
         <w:t xml:space="preserve"> </w:t>
       </w:r>
-      <w:hyperlink r:id="rId24">
+      <w:hyperlink r:id="rId31">
         <w:r>
           <w:rPr>
             <w:rStyle w:val="Hyperlink"/>
@@ -5144,8 +8107,8 @@
         </w:r>
       </w:hyperlink>
     </w:p>
-    <w:bookmarkEnd w:id="25"/>
-    <w:bookmarkStart w:id="27" w:name="ref-wikipedia_pi"/>
+    <w:bookmarkEnd w:id="32"/>
+    <w:bookmarkStart w:id="34" w:name="ref-wikipedia_pi"/>
     <w:p>
       <w:pPr>
         <w:pStyle w:val="Bibliography"/>
@@ -5192,7 +8155,7 @@
       <w:r>
         <w:t xml:space="preserve"> </w:t>
       </w:r>
-      <w:hyperlink r:id="rId26">
+      <w:hyperlink r:id="rId33">
         <w:r>
           <w:rPr>
             <w:rStyle w:val="Hyperlink"/>
@@ -5201,8 +8164,8 @@
         </w:r>
       </w:hyperlink>
     </w:p>
-    <w:bookmarkEnd w:id="27"/>
-    <w:bookmarkStart w:id="29" w:name="ref-wikipedia_sine_and_cosine"/>
+    <w:bookmarkEnd w:id="34"/>
+    <w:bookmarkStart w:id="36" w:name="ref-wikipedia_sine_and_cosine"/>
     <w:p>
       <w:pPr>
         <w:pStyle w:val="Bibliography"/>
@@ -5249,7 +8212,7 @@
       <w:r>
         <w:t xml:space="preserve"> </w:t>
       </w:r>
-      <w:hyperlink r:id="rId28">
+      <w:hyperlink r:id="rId35">
         <w:r>
           <w:rPr>
             <w:rStyle w:val="Hyperlink"/>
@@ -5258,8 +8221,8 @@
         </w:r>
       </w:hyperlink>
     </w:p>
-    <w:bookmarkEnd w:id="29"/>
-    <w:bookmarkStart w:id="31" w:name="ref-wikipedia_trigonometric_functions"/>
+    <w:bookmarkEnd w:id="36"/>
+    <w:bookmarkStart w:id="38" w:name="ref-wikipedia_trigonometric_functions"/>
     <w:p>
       <w:pPr>
         <w:pStyle w:val="Bibliography"/>
@@ -5306,7 +8269,7 @@
       <w:r>
         <w:t xml:space="preserve"> </w:t>
       </w:r>
-      <w:hyperlink r:id="rId30">
+      <w:hyperlink r:id="rId37">
         <w:r>
           <w:rPr>
             <w:rStyle w:val="Hyperlink"/>
@@ -5315,8 +8278,8 @@
         </w:r>
       </w:hyperlink>
     </w:p>
-    <w:bookmarkEnd w:id="31"/>
-    <w:bookmarkStart w:id="33" w:name="X5a2f2f32a394dfa9ade54906000e256a4416e3c"/>
+    <w:bookmarkEnd w:id="38"/>
+    <w:bookmarkStart w:id="40" w:name="X5a2f2f32a394dfa9ade54906000e256a4416e3c"/>
     <w:p>
       <w:pPr>
         <w:pStyle w:val="Bibliography"/>
@@ -5363,7 +8326,7 @@
       <w:r>
         <w:t xml:space="preserve"> </w:t>
       </w:r>
-      <w:hyperlink r:id="rId32">
+      <w:hyperlink r:id="rId39">
         <w:r>
           <w:rPr>
             <w:rStyle w:val="Hyperlink"/>
@@ -5372,9 +8335,9 @@
         </w:r>
       </w:hyperlink>
     </w:p>
-    <w:bookmarkEnd w:id="33"/>
-    <w:bookmarkEnd w:id="34"/>
-    <w:bookmarkEnd w:id="35"/>
+    <w:bookmarkEnd w:id="40"/>
+    <w:bookmarkEnd w:id="41"/>
+    <w:bookmarkEnd w:id="42"/>
     <w:sectPr>
       <w:footnotePr>
         <w:numRestart w:val="eachSect"/>
@@ -5598,6 +8561,12 @@
     <w:abstractNumId w:val="991"/>
   </w:num>
   <w:num w:numId="1003">
+    <w:abstractNumId w:val="991"/>
+  </w:num>
+  <w:num w:numId="1004">
+    <w:abstractNumId w:val="991"/>
+  </w:num>
+  <w:num w:numId="1005">
     <w:abstractNumId w:val="991"/>
   </w:num>
 </w:numbering>
